--- a/advancePaymentsLocalizationForCzech/layout/Src/Reports/SalesAdvanceVATDocEmail.docx
+++ b/advancePaymentsLocalizationForCzech/layout/Src/Reports/SalesAdvanceVATDocEmail.docx
@@ -8,8 +8,10 @@
         <w:placeholder>
           <w:docPart w:val="DefaultPlaceholder_-1854013440"/>
         </w:placeholder>
-        <w:dataBinding w:prefixMappings="xmlns:ns0='urn:microsoft-dynamics-nav/reports/Sales_Advance_VAT_Doc_CZZ/31015/' " w:xpath="/ns0:NavWordReportXmlPart[1]/ns0:TempSalesAdvLetterEntry[1]/ns0:Sales_Adv_Letter_Header[1]/ns0:DocumentLbl[1]" w:storeItemID="{7B8B947B-9866-48A1-9A67-BE8EF2F8F13E}"/>
+        <w:dataBinding w:prefixMappings="xmlns:ns0='urn:microsoft-dynamics-nav/reports/Sales_Advance_VAT_Doc_CZZ/31015/'" w:xpath="/ns0:NavWordReportXmlPart[1]/ns0:TempSalesAdvLetterEntry[1]/ns0:Sales_Adv_Letter_Header[1]/ns0:DocumentLbl[1]" w:storeItemID="{7B8B947B-9866-48A1-9A67-BE8EF2F8F13E}"/>
         <w:text/>
+        <w:alias w:val="#Nav: /TempSalesAdvLetterEntry/Sales_Adv_Letter_Header/DocumentLbl"/>
+        <w:tag w:val="#Nav: Sales_Advance_VAT_Doc_CZZ/31015"/>
       </w:sdtPr>
       <w:sdtContent>
         <w:p>
@@ -32,8 +34,10 @@
           <w:placeholder>
             <w:docPart w:val="DefaultPlaceholder_-1854013440"/>
           </w:placeholder>
-          <w:dataBinding w:prefixMappings="xmlns:ns0='urn:microsoft-dynamics-nav/reports/Sales_Advance_VAT_Doc_CZZ/31015/' " w:xpath="/ns0:NavWordReportXmlPart[1]/ns0:TempSalesAdvLetterEntry[1]/ns0:Sales_Adv_Letter_Header[1]/ns0:GreetingLbl[1]" w:storeItemID="{7B8B947B-9866-48A1-9A67-BE8EF2F8F13E}"/>
+          <w:dataBinding w:prefixMappings="xmlns:ns0='urn:microsoft-dynamics-nav/reports/Sales_Advance_VAT_Doc_CZZ/31015/'" w:xpath="/ns0:NavWordReportXmlPart[1]/ns0:TempSalesAdvLetterEntry[1]/ns0:Sales_Adv_Letter_Header[1]/ns0:GreetingLbl[1]" w:storeItemID="{7B8B947B-9866-48A1-9A67-BE8EF2F8F13E}"/>
           <w:text/>
+          <w:alias w:val="#Nav: /TempSalesAdvLetterEntry/Sales_Adv_Letter_Header/GreetingLbl"/>
+          <w:tag w:val="#Nav: Sales_Advance_VAT_Doc_CZZ/31015"/>
         </w:sdtPr>
         <w:sdtContent>
           <w:proofErr w:type="spellStart"/>
@@ -52,8 +56,10 @@
           <w:placeholder>
             <w:docPart w:val="DefaultPlaceholder_-1854013440"/>
           </w:placeholder>
-          <w:dataBinding w:prefixMappings="xmlns:ns0='urn:microsoft-dynamics-nav/reports/Sales_Advance_VAT_Doc_CZZ/31015/' " w:xpath="/ns0:NavWordReportXmlPart[1]/ns0:TempSalesAdvLetterEntry[1]/ns0:Sales_Adv_Letter_Header[1]/ns0:CustAddr1[1]" w:storeItemID="{7B8B947B-9866-48A1-9A67-BE8EF2F8F13E}"/>
+          <w:dataBinding w:prefixMappings="xmlns:ns0='urn:microsoft-dynamics-nav/reports/Sales_Advance_VAT_Doc_CZZ/31015/'" w:xpath="/ns0:NavWordReportXmlPart[1]/ns0:TempSalesAdvLetterEntry[1]/ns0:Sales_Adv_Letter_Header[1]/ns0:CustAddr1[1]" w:storeItemID="{7B8B947B-9866-48A1-9A67-BE8EF2F8F13E}"/>
           <w:text/>
+          <w:alias w:val="#Nav: /TempSalesAdvLetterEntry/Sales_Adv_Letter_Header/CustAddr1"/>
+          <w:tag w:val="#Nav: Sales_Advance_VAT_Doc_CZZ/31015"/>
         </w:sdtPr>
         <w:sdtContent>
           <w:r>
@@ -71,8 +77,10 @@
         <w:placeholder>
           <w:docPart w:val="DefaultPlaceholder_-1854013440"/>
         </w:placeholder>
-        <w:dataBinding w:prefixMappings="xmlns:ns0='urn:microsoft-dynamics-nav/reports/Sales_Advance_VAT_Doc_CZZ/31015/' " w:xpath="/ns0:NavWordReportXmlPart[1]/ns0:TempSalesAdvLetterEntry[1]/ns0:Sales_Adv_Letter_Header[1]/ns0:BodyLbl[1]" w:storeItemID="{7B8B947B-9866-48A1-9A67-BE8EF2F8F13E}"/>
+        <w:dataBinding w:prefixMappings="xmlns:ns0='urn:microsoft-dynamics-nav/reports/Sales_Advance_VAT_Doc_CZZ/31015/'" w:xpath="/ns0:NavWordReportXmlPart[1]/ns0:TempSalesAdvLetterEntry[1]/ns0:Sales_Adv_Letter_Header[1]/ns0:BodyLbl[1]" w:storeItemID="{7B8B947B-9866-48A1-9A67-BE8EF2F8F13E}"/>
         <w:text/>
+        <w:alias w:val="#Nav: /TempSalesAdvLetterEntry/Sales_Adv_Letter_Header/BodyLbl"/>
+        <w:tag w:val="#Nav: Sales_Advance_VAT_Doc_CZZ/31015"/>
       </w:sdtPr>
       <w:sdtContent>
         <w:p>
@@ -89,11 +97,11 @@
         <w:tblStyle w:val="TableGrid"/>
         <w:tblW w:w="10260" w:type="dxa"/>
         <w:tblBorders>
-          <w:top w:val="none" w:sz="0" w:space="0" w:color="auto"/>
-          <w:left w:val="none" w:sz="0" w:space="0" w:color="auto"/>
-          <w:bottom w:val="none" w:sz="0" w:space="0" w:color="auto"/>
-          <w:right w:val="none" w:sz="0" w:space="0" w:color="auto"/>
-          <w:insideV w:val="none" w:sz="0" w:space="0" w:color="auto"/>
+          <w:top w:val="none" w:color="auto" w:sz="0" w:space="0"/>
+          <w:left w:val="none" w:color="auto" w:sz="0" w:space="0"/>
+          <w:bottom w:val="none" w:color="auto" w:sz="0" w:space="0"/>
+          <w:right w:val="none" w:color="auto" w:sz="0" w:space="0"/>
+          <w:insideV w:val="none" w:color="auto" w:sz="0" w:space="0"/>
         </w:tblBorders>
         <w:tblCellMar>
           <w:top w:w="29" w:type="dxa"/>
@@ -114,8 +122,10 @@
             <w:placeholder>
               <w:docPart w:val="DefaultPlaceholder_-1854013440"/>
             </w:placeholder>
-            <w:dataBinding w:prefixMappings="xmlns:ns0='urn:microsoft-dynamics-nav/reports/Sales_Advance_VAT_Doc_CZZ/31015/' " w:xpath="/ns0:NavWordReportXmlPart[1]/ns0:TempSalesAdvLetterEntry[1]/ns0:Sales_Adv_Letter_Header[1]/ns0:DocumentNoLbl[1]" w:storeItemID="{7B8B947B-9866-48A1-9A67-BE8EF2F8F13E}"/>
+            <w:dataBinding w:prefixMappings="xmlns:ns0='urn:microsoft-dynamics-nav/reports/Sales_Advance_VAT_Doc_CZZ/31015/'" w:xpath="/ns0:NavWordReportXmlPart[1]/ns0:TempSalesAdvLetterEntry[1]/ns0:Sales_Adv_Letter_Header[1]/ns0:DocumentNoLbl[1]" w:storeItemID="{7B8B947B-9866-48A1-9A67-BE8EF2F8F13E}"/>
             <w:text/>
+            <w:alias w:val="#Nav: /TempSalesAdvLetterEntry/Sales_Adv_Letter_Header/DocumentNoLbl"/>
+            <w:tag w:val="#Nav: Sales_Advance_VAT_Doc_CZZ/31015"/>
           </w:sdtPr>
           <w:sdtContent>
             <w:tc>
@@ -124,7 +134,7 @@
                 <w:tcBorders>
                   <w:top w:val="nil"/>
                   <w:left w:val="nil"/>
-                  <w:bottom w:val="single" w:sz="4" w:space="0" w:color="808080" w:themeColor="background1" w:themeShade="80"/>
+                  <w:bottom w:val="single" w:color="808080" w:themeColor="background1" w:themeShade="80" w:sz="4" w:space="0"/>
                   <w:right w:val="nil"/>
                 </w:tcBorders>
                 <w:hideMark/>
@@ -149,7 +159,7 @@
             <w:tcBorders>
               <w:top w:val="nil"/>
               <w:left w:val="nil"/>
-              <w:bottom w:val="single" w:sz="4" w:space="0" w:color="808080" w:themeColor="background1" w:themeShade="80"/>
+              <w:bottom w:val="single" w:color="808080" w:themeColor="background1" w:themeShade="80" w:sz="4" w:space="0"/>
               <w:right w:val="nil"/>
             </w:tcBorders>
             <w:hideMark/>
@@ -167,8 +177,10 @@
             <w:placeholder>
               <w:docPart w:val="DefaultPlaceholder_-1854013440"/>
             </w:placeholder>
-            <w:dataBinding w:prefixMappings="xmlns:ns0='urn:microsoft-dynamics-nav/reports/Sales_Advance_VAT_Doc_CZZ/31015/' " w:xpath="/ns0:NavWordReportXmlPart[1]/ns0:TempSalesAdvLetterEntry[1]/ns0:Sales_Adv_Letter_Header[1]/ns0:AmountIncludingVATLbl[1]" w:storeItemID="{7B8B947B-9866-48A1-9A67-BE8EF2F8F13E}"/>
+            <w:dataBinding w:prefixMappings="xmlns:ns0='urn:microsoft-dynamics-nav/reports/Sales_Advance_VAT_Doc_CZZ/31015/'" w:xpath="/ns0:NavWordReportXmlPart[1]/ns0:TempSalesAdvLetterEntry[1]/ns0:Sales_Adv_Letter_Header[1]/ns0:AmountIncludingVATLbl[1]" w:storeItemID="{7B8B947B-9866-48A1-9A67-BE8EF2F8F13E}"/>
             <w:text/>
+            <w:alias w:val="#Nav: /TempSalesAdvLetterEntry/Sales_Adv_Letter_Header/AmountIncludingVATLbl"/>
+            <w:tag w:val="#Nav: Sales_Advance_VAT_Doc_CZZ/31015"/>
           </w:sdtPr>
           <w:sdtContent>
             <w:tc>
@@ -177,7 +189,7 @@
                 <w:tcBorders>
                   <w:top w:val="nil"/>
                   <w:left w:val="nil"/>
-                  <w:bottom w:val="single" w:sz="4" w:space="0" w:color="808080" w:themeColor="background1" w:themeShade="80"/>
+                  <w:bottom w:val="single" w:color="808080" w:themeColor="background1" w:themeShade="80" w:sz="4" w:space="0"/>
                   <w:right w:val="nil"/>
                 </w:tcBorders>
                 <w:hideMark/>
@@ -205,15 +217,17 @@
             <w:placeholder>
               <w:docPart w:val="DefaultPlaceholder_-1854013440"/>
             </w:placeholder>
-            <w:dataBinding w:prefixMappings="xmlns:ns0='urn:microsoft-dynamics-nav/reports/Sales_Advance_VAT_Doc_CZZ/31015/' " w:xpath="/ns0:NavWordReportXmlPart[1]/ns0:TempSalesAdvLetterEntry[1]/ns0:Sales_Adv_Letter_Header[1]/ns0:DocumentNo_SalesAdvLetterEntry[1]" w:storeItemID="{7B8B947B-9866-48A1-9A67-BE8EF2F8F13E}"/>
+            <w:dataBinding w:prefixMappings="xmlns:ns0='urn:microsoft-dynamics-nav/reports/Sales_Advance_VAT_Doc_CZZ/31015/'" w:xpath="/ns0:NavWordReportXmlPart[1]/ns0:TempSalesAdvLetterEntry[1]/ns0:Sales_Adv_Letter_Header[1]/ns0:DocumentNo_SalesAdvLetterEntry[1]" w:storeItemID="{7B8B947B-9866-48A1-9A67-BE8EF2F8F13E}"/>
             <w:text/>
+            <w:alias w:val="#Nav: /TempSalesAdvLetterEntry/Sales_Adv_Letter_Header/DocumentNo_SalesAdvLetterEntry"/>
+            <w:tag w:val="#Nav: Sales_Advance_VAT_Doc_CZZ/31015"/>
           </w:sdtPr>
           <w:sdtContent>
             <w:tc>
               <w:tcPr>
                 <w:tcW w:w="1902" w:type="dxa"/>
                 <w:tcBorders>
-                  <w:top w:val="single" w:sz="4" w:space="0" w:color="808080" w:themeColor="background1" w:themeShade="80"/>
+                  <w:top w:val="single" w:color="808080" w:themeColor="background1" w:themeShade="80" w:sz="4" w:space="0"/>
                   <w:left w:val="nil"/>
                   <w:bottom w:val="nil"/>
                   <w:right w:val="nil"/>
@@ -234,7 +248,7 @@
           <w:tcPr>
             <w:tcW w:w="3734" w:type="dxa"/>
             <w:tcBorders>
-              <w:top w:val="single" w:sz="4" w:space="0" w:color="808080" w:themeColor="background1" w:themeShade="80"/>
+              <w:top w:val="single" w:color="808080" w:themeColor="background1" w:themeShade="80" w:sz="4" w:space="0"/>
               <w:left w:val="nil"/>
               <w:bottom w:val="nil"/>
               <w:right w:val="nil"/>
@@ -249,15 +263,17 @@
             <w:placeholder>
               <w:docPart w:val="DefaultPlaceholder_-1854013440"/>
             </w:placeholder>
-            <w:dataBinding w:prefixMappings="xmlns:ns0='urn:microsoft-dynamics-nav/reports/Sales_Advance_VAT_Doc_CZZ/31015/' " w:xpath="/ns0:NavWordReportXmlPart[1]/ns0:TempSalesAdvLetterEntry[1]/ns0:Sales_Adv_Letter_Header[1]/ns0:AmountIncludingVAT[1]" w:storeItemID="{7B8B947B-9866-48A1-9A67-BE8EF2F8F13E}"/>
+            <w:dataBinding w:prefixMappings="xmlns:ns0='urn:microsoft-dynamics-nav/reports/Sales_Advance_VAT_Doc_CZZ/31015/'" w:xpath="/ns0:NavWordReportXmlPart[1]/ns0:TempSalesAdvLetterEntry[1]/ns0:Sales_Adv_Letter_Header[1]/ns0:AmountIncludingVAT[1]" w:storeItemID="{7B8B947B-9866-48A1-9A67-BE8EF2F8F13E}"/>
             <w:text/>
+            <w:alias w:val="#Nav: /TempSalesAdvLetterEntry/Sales_Adv_Letter_Header/AmountIncludingVAT"/>
+            <w:tag w:val="#Nav: Sales_Advance_VAT_Doc_CZZ/31015"/>
           </w:sdtPr>
           <w:sdtContent>
             <w:tc>
               <w:tcPr>
                 <w:tcW w:w="4002" w:type="dxa"/>
                 <w:tcBorders>
-                  <w:top w:val="single" w:sz="4" w:space="0" w:color="808080" w:themeColor="background1" w:themeShade="80"/>
+                  <w:top w:val="single" w:color="808080" w:themeColor="background1" w:themeShade="80" w:sz="4" w:space="0"/>
                   <w:left w:val="nil"/>
                   <w:bottom w:val="nil"/>
                   <w:right w:val="nil"/>
@@ -281,7 +297,7 @@
       <w:tr>
         <w:tblPrEx>
           <w:tblBorders>
-            <w:insideH w:val="none" w:sz="0" w:space="0" w:color="auto"/>
+            <w:insideH w:val="none" w:color="auto" w:sz="0" w:space="0"/>
           </w:tblBorders>
           <w:tblCellMar>
             <w:top w:w="0" w:type="dxa"/>
@@ -306,8 +322,10 @@
           <w:placeholder>
             <w:docPart w:val="DefaultPlaceholder_-1854013440"/>
           </w:placeholder>
-          <w:dataBinding w:prefixMappings="xmlns:ns0='urn:microsoft-dynamics-nav/reports/Sales_Advance_VAT_Doc_CZZ/31015/' " w:xpath="/ns0:NavWordReportXmlPart[1]/ns0:TempSalesAdvLetterEntry[1]/ns0:Sales_Adv_Letter_Header[1]/ns0:ClosingLbl[1]" w:storeItemID="{7B8B947B-9866-48A1-9A67-BE8EF2F8F13E}"/>
+          <w:dataBinding w:prefixMappings="xmlns:ns0='urn:microsoft-dynamics-nav/reports/Sales_Advance_VAT_Doc_CZZ/31015/'" w:xpath="/ns0:NavWordReportXmlPart[1]/ns0:TempSalesAdvLetterEntry[1]/ns0:Sales_Adv_Letter_Header[1]/ns0:ClosingLbl[1]" w:storeItemID="{7B8B947B-9866-48A1-9A67-BE8EF2F8F13E}"/>
           <w:text/>
+          <w:alias w:val="#Nav: /TempSalesAdvLetterEntry/Sales_Adv_Letter_Header/ClosingLbl"/>
+          <w:tag w:val="#Nav: Sales_Advance_VAT_Doc_CZZ/31015"/>
         </w:sdtPr>
         <w:sdtContent>
           <w:proofErr w:type="spellStart"/>
@@ -327,8 +345,10 @@
         <w:placeholder>
           <w:docPart w:val="DefaultPlaceholder_-1854013440"/>
         </w:placeholder>
-        <w:dataBinding w:prefixMappings="xmlns:ns0='urn:microsoft-dynamics-nav/reports/Sales_Advance_VAT_Doc_CZZ/31015/' " w:xpath="/ns0:NavWordReportXmlPart[1]/ns0:TempSalesAdvLetterEntry[1]/ns0:Sales_Adv_Letter_Header[1]/ns0:CopyLoop[1]/ns0:Salesperson_Purchaser[1]/ns0:Name_SalespersonPurchaser[1]" w:storeItemID="{7B8B947B-9866-48A1-9A67-BE8EF2F8F13E}"/>
+        <w:dataBinding w:prefixMappings="xmlns:ns0='urn:microsoft-dynamics-nav/reports/Sales_Advance_VAT_Doc_CZZ/31015/'" w:xpath="/ns0:NavWordReportXmlPart[1]/ns0:TempSalesAdvLetterEntry[1]/ns0:Sales_Adv_Letter_Header[1]/ns0:CopyLoop[1]/ns0:Salesperson_Purchaser[1]/ns0:Name_SalespersonPurchaser[1]" w:storeItemID="{7B8B947B-9866-48A1-9A67-BE8EF2F8F13E}"/>
         <w:text/>
+        <w:alias w:val="#Nav: /TempSalesAdvLetterEntry/Sales_Adv_Letter_Header/CopyLoop/Salesperson_Purchaser/Name_SalespersonPurchaser"/>
+        <w:tag w:val="#Nav: Sales_Advance_VAT_Doc_CZZ/31015"/>
       </w:sdtPr>
       <w:sdtContent>
         <w:p>
@@ -346,8 +366,10 @@
         <w:placeholder>
           <w:docPart w:val="DefaultPlaceholder_-1854013440"/>
         </w:placeholder>
-        <w:dataBinding w:prefixMappings="xmlns:ns0='urn:microsoft-dynamics-nav/reports/Sales_Advance_VAT_Doc_CZZ/31015/' " w:xpath="/ns0:NavWordReportXmlPart[1]/ns0:Company_Information[1]/ns0:CompanyAddr1[1]" w:storeItemID="{7B8B947B-9866-48A1-9A67-BE8EF2F8F13E}"/>
+        <w:dataBinding w:prefixMappings="xmlns:ns0='urn:microsoft-dynamics-nav/reports/Sales_Advance_VAT_Doc_CZZ/31015/'" w:xpath="/ns0:NavWordReportXmlPart[1]/ns0:Company_Information[1]/ns0:CompanyAddr1[1]" w:storeItemID="{7B8B947B-9866-48A1-9A67-BE8EF2F8F13E}"/>
         <w:text/>
+        <w:alias w:val="#Nav: /Company_Information/CompanyAddr1"/>
+        <w:tag w:val="#Nav: Sales_Advance_VAT_Doc_CZZ/31015"/>
       </w:sdtPr>
       <w:sdtContent>
         <w:p>
@@ -366,8 +388,10 @@
         <w:placeholder>
           <w:docPart w:val="DefaultPlaceholder_-1854013440"/>
         </w:placeholder>
-        <w:dataBinding w:prefixMappings="xmlns:ns0='urn:microsoft-dynamics-nav/reports/Sales_Advance_VAT_Doc_CZZ/31015/' " w:xpath="/ns0:NavWordReportXmlPart[1]/ns0:Company_Information[1]/ns0:CompanyAddr2[1]" w:storeItemID="{7B8B947B-9866-48A1-9A67-BE8EF2F8F13E}"/>
+        <w:dataBinding w:prefixMappings="xmlns:ns0='urn:microsoft-dynamics-nav/reports/Sales_Advance_VAT_Doc_CZZ/31015/'" w:xpath="/ns0:NavWordReportXmlPart[1]/ns0:Company_Information[1]/ns0:CompanyAddr2[1]" w:storeItemID="{7B8B947B-9866-48A1-9A67-BE8EF2F8F13E}"/>
         <w:text/>
+        <w:alias w:val="#Nav: /Company_Information/CompanyAddr2"/>
+        <w:tag w:val="#Nav: Sales_Advance_VAT_Doc_CZZ/31015"/>
       </w:sdtPr>
       <w:sdtContent>
         <w:p>
@@ -386,8 +410,10 @@
         <w:placeholder>
           <w:docPart w:val="DefaultPlaceholder_-1854013440"/>
         </w:placeholder>
-        <w:dataBinding w:prefixMappings="xmlns:ns0='urn:microsoft-dynamics-nav/reports/Sales_Advance_VAT_Doc_CZZ/31015/' " w:xpath="/ns0:NavWordReportXmlPart[1]/ns0:Company_Information[1]/ns0:CompanyAddr3[1]" w:storeItemID="{7B8B947B-9866-48A1-9A67-BE8EF2F8F13E}"/>
+        <w:dataBinding w:prefixMappings="xmlns:ns0='urn:microsoft-dynamics-nav/reports/Sales_Advance_VAT_Doc_CZZ/31015/'" w:xpath="/ns0:NavWordReportXmlPart[1]/ns0:Company_Information[1]/ns0:CompanyAddr3[1]" w:storeItemID="{7B8B947B-9866-48A1-9A67-BE8EF2F8F13E}"/>
         <w:text/>
+        <w:alias w:val="#Nav: /Company_Information/CompanyAddr3"/>
+        <w:tag w:val="#Nav: Sales_Advance_VAT_Doc_CZZ/31015"/>
       </w:sdtPr>
       <w:sdtContent>
         <w:p>
@@ -406,8 +432,10 @@
         <w:placeholder>
           <w:docPart w:val="DefaultPlaceholder_-1854013440"/>
         </w:placeholder>
-        <w:dataBinding w:prefixMappings="xmlns:ns0='urn:microsoft-dynamics-nav/reports/Sales_Advance_VAT_Doc_CZZ/31015/' " w:xpath="/ns0:NavWordReportXmlPart[1]/ns0:Company_Information[1]/ns0:CompanyAddr4[1]" w:storeItemID="{7B8B947B-9866-48A1-9A67-BE8EF2F8F13E}"/>
+        <w:dataBinding w:prefixMappings="xmlns:ns0='urn:microsoft-dynamics-nav/reports/Sales_Advance_VAT_Doc_CZZ/31015/'" w:xpath="/ns0:NavWordReportXmlPart[1]/ns0:Company_Information[1]/ns0:CompanyAddr4[1]" w:storeItemID="{7B8B947B-9866-48A1-9A67-BE8EF2F8F13E}"/>
         <w:text/>
+        <w:alias w:val="#Nav: /Company_Information/CompanyAddr4"/>
+        <w:tag w:val="#Nav: Sales_Advance_VAT_Doc_CZZ/31015"/>
       </w:sdtPr>
       <w:sdtContent>
         <w:p>
@@ -426,8 +454,10 @@
         <w:placeholder>
           <w:docPart w:val="DefaultPlaceholder_-1854013440"/>
         </w:placeholder>
-        <w:dataBinding w:prefixMappings="xmlns:ns0='urn:microsoft-dynamics-nav/reports/Sales_Advance_VAT_Doc_CZZ/31015/' " w:xpath="/ns0:NavWordReportXmlPart[1]/ns0:Company_Information[1]/ns0:CompanyAddr5[1]" w:storeItemID="{7B8B947B-9866-48A1-9A67-BE8EF2F8F13E}"/>
+        <w:dataBinding w:prefixMappings="xmlns:ns0='urn:microsoft-dynamics-nav/reports/Sales_Advance_VAT_Doc_CZZ/31015/'" w:xpath="/ns0:NavWordReportXmlPart[1]/ns0:Company_Information[1]/ns0:CompanyAddr5[1]" w:storeItemID="{7B8B947B-9866-48A1-9A67-BE8EF2F8F13E}"/>
         <w:text/>
+        <w:alias w:val="#Nav: /Company_Information/CompanyAddr5"/>
+        <w:tag w:val="#Nav: Sales_Advance_VAT_Doc_CZZ/31015"/>
       </w:sdtPr>
       <w:sdtContent>
         <w:p>
@@ -446,8 +476,10 @@
         <w:placeholder>
           <w:docPart w:val="DefaultPlaceholder_-1854013440"/>
         </w:placeholder>
-        <w:dataBinding w:prefixMappings="xmlns:ns0='urn:microsoft-dynamics-nav/reports/Sales_Advance_VAT_Doc_CZZ/31015/' " w:xpath="/ns0:NavWordReportXmlPart[1]/ns0:Company_Information[1]/ns0:CompanyAddr6[1]" w:storeItemID="{7B8B947B-9866-48A1-9A67-BE8EF2F8F13E}"/>
+        <w:dataBinding w:prefixMappings="xmlns:ns0='urn:microsoft-dynamics-nav/reports/Sales_Advance_VAT_Doc_CZZ/31015/'" w:xpath="/ns0:NavWordReportXmlPart[1]/ns0:Company_Information[1]/ns0:CompanyAddr6[1]" w:storeItemID="{7B8B947B-9866-48A1-9A67-BE8EF2F8F13E}"/>
         <w:text/>
+        <w:alias w:val="#Nav: /Company_Information/CompanyAddr6"/>
+        <w:tag w:val="#Nav: Sales_Advance_VAT_Doc_CZZ/31015"/>
       </w:sdtPr>
       <w:sdtContent>
         <w:p>
@@ -1893,7 +1925,9 @@
 </a:theme>
 </file>
 
-<file path=customXml/item1.xml>��< ? x m l   v e r s i o n = " 1 . 0 "   e n c o d i n g = " u t f - 1 6 " ? > < N a v W o r d R e p o r t X m l P a r t   x m l n s = " u r n : m i c r o s o f t - d y n a m i c s - n a v / r e p o r t s / S a l e s _ A d v a n c e _ V A T _ D o c _ C Z Z / 3 1 0 1 5 / " > +<file path=customXml/item1.xml>��< ? x m l   v e r s i o n = " 1 . 0 "   e n c o d i n g = " u t f - 1 6 " ? > + 
+ < N a v W o r d R e p o r t X m l P a r t   x m l n s = " u r n : m i c r o s o f t - d y n a m i c s - n a v / r e p o r t s / S a l e s _ A d v a n c e _ V A T _ D o c _ C Z Z / 3 1 0 1 5 / " >   
      < C o m p a n y _ I n f o r m a t i o n >   
@@ -1911,7 +1945,7 @@
  
          < H o m e P a g e _ C o m p a n y I n f o r m a t i o n > H o m e P a g e _ C o m p a n y I n f o r m a t i o n < / H o m e P a g e _ C o m p a n y I n f o r m a t i o n >   
-         < P i c t u r e _ C o m p a n y I n f o r m a t i o n / > +         < P i c t u r e _ C o m p a n y I n f o r m a t i o n > P i c t u r e _ C o m p a n y I n f o r m a t i o n < / P i c t u r e _ C o m p a n y I n f o r m a t i o n >   
          < R e g i s t r a t i o n N o _ C o m p a n y I n f o r m a t i o n > R e g i s t r a t i o n N o _ C o m p a n y I n f o r m a t i o n < / R e g i s t r a t i o n N o _ C o m p a n y I n f o r m a t i o n >   
@@ -1931,7 +1965,7 @@
  
      < / C o m p a n y _ I n f o r m a t i o n >   
-     < S a l e s _ A d v _ L e t t e r _ E n t r y / > +     < S a l e s _ A d v _ L e t t e r _ E n t r y   / >   
      < T e m p S a l e s A d v L e t t e r E n t r y >   
@@ -1985,10 +2019,10 @@
  
              < D o c u m e n t L b l > D o c u m e n t L b l < / D o c u m e n t L b l >   
+             < D o c u m e n t N o L b l > D o c u m e n t N o L b l < / D o c u m e n t N o L b l > + 
              < D o c u m e n t N o _ S a l e s A d v L e t t e r E n t r y > D o c u m e n t N o _ S a l e s A d v L e t t e r E n t r y < / D o c u m e n t N o _ S a l e s A d v L e t t e r E n t r y >   
-             < D o c u m e n t N o L b l > D o c u m e n t N o L b l < / D o c u m e n t N o L b l > - 
              < E x c h R a t e T e x t > E x c h R a t e T e x t < / E x c h R a t e T e x t >   
              < G r e e t i n g L b l > G r e e t i n g L b l < / G r e e t i n g L b l > @@ -2051,7 +2085,7 @@
  
                  < / S a l e s p e r s o n _ P u r c h a s e r >   
-                 < V A T _ E n t r y / > +                 < V A T _ E n t r y   / >   
                  < V A T C o u n t e r >   

--- a/advancePaymentsLocalizationForCzech/layout/Src/Reports/SalesAdvanceVATDocEmail.docx
+++ b/advancePaymentsLocalizationForCzech/layout/Src/Reports/SalesAdvanceVATDocEmail.docx
@@ -1929,6 +1929,70 @@
  
  < N a v W o r d R e p o r t X m l P a r t   x m l n s = " u r n : m i c r o s o f t - d y n a m i c s - n a v / r e p o r t s / S a l e s _ A d v a n c e _ V A T _ D o c _ C Z Z / 3 1 0 1 5 / " >   
+     < B C R e p o r t I n f o r m a t i o n > + 
+         < R e p o r t M e t a d a t a > + 
+             < E x t e n s i o n I d > E x t e n s i o n   I D < / E x t e n s i o n I d > + 
+             < E x t e n s i o n N a m e > E x t e n s i o n   N a m e < / E x t e n s i o n N a m e > + 
+             < E x t e n s i o n P u b l i s h e r > E x t e n s i o n   P u b l i s h e r < / E x t e n s i o n P u b l i s h e r > + 
+             < E x t e n s i o n V e r s i o n > E x t e n s i o n   V e r s i o n < / E x t e n s i o n V e r s i o n > + 
+             < R e p o r t I d > R e p o r t   I D < / R e p o r t I d > + 
+             < R e p o r t N a m e > R e p o r t   N a m e < / R e p o r t N a m e > + 
+             < A b o u t T h i s R e p o r t T i t l e > A b o u t   T h i s   R e p o r t   T i t l e < / A b o u t T h i s R e p o r t T i t l e > + 
+             < A b o u t T h i s R e p o r t T e x t > A b o u t   T h i s   R e p o r t   T e x t < / A b o u t T h i s R e p o r t T e x t > + 
+             < R e p o r t H e l p L i n k > R e p o r t   H e l p   L i n k < / R e p o r t H e l p L i n k > + 
+         < / R e p o r t M e t a d a t a > + 
+         < R e p o r t R e q u e s t > + 
+             < T e n a n t E n t r a I d > T e n a n t   E n t r a   I d < / T e n a n t E n t r a I d > + 
+             < E n v i r o n m e n t N a m e > E n v i r o n m e n t   N a m e < / E n v i r o n m e n t N a m e > + 
+             < E n v i r o n m e n t T y p e > E n v i r o n m e n t   T y p e < / E n v i r o n m e n t T y p e > + 
+             < C o m p a n y N a m e > C o m p a n y   N a m e < / C o m p a n y N a m e > + 
+             < C o m p a n y D i s p l a y N a m e > C o m p a n y   D i s p l a y   N a m e < / C o m p a n y D i s p l a y N a m e > + 
+             < C o m p a n y I d > C o m p a n y   I D < / C o m p a n y I d > + 
+             < U s e r N a m e > U s e r   N a m e < / U s e r N a m e > + 
+             < D a t e A n d T i m e > D a t e   a n d   T i m e < / D a t e A n d T i m e > + 
+             < L a n g u a g e > L a n g u a g e < / L a n g u a g e > + 
+             < F o r m a t R e g i o n > F o r m a t   R e g i o n < / F o r m a t R e g i o n > + 
+             < D a t e T i m e V a l u e s > + 
+                 < Y e a r > Y e a r < / Y e a r > + 
+                 < M o n t h N u m b e r > M o n t h   N u m b e r < / M o n t h N u m b e r > + 
+                 < D a y N u m b e r > D a y   N u m b e r < / D a y N u m b e r > + 
+                 < H o u r > H o u r < / H o u r > + 
+                 < M i n u t e > M i n u t e < / M i n u t e > + 
+             < / D a t e T i m e V a l u e s > + 
+         < / R e p o r t R e q u e s t > + 
+     < / B C R e p o r t I n f o r m a t i o n > + 
      < C o m p a n y _ I n f o r m a t i o n >   
          < C o m p a n y A d d r 1 > C o m p a n y A d d r 1 < / C o m p a n y A d d r 1 > @@ -1958,6 +2022,8 @@
              < G e n e r a l _ L e d g e r _ S e t u p >   
                  < L C Y C o d e _ G e n e r a l L e d g e r S e t u p > L C Y C o d e _ G e n e r a l L e d g e r S e t u p < / L C Y C o d e _ G e n e r a l L e d g e r S e t u p > + 
+                 < V A T C u r r e n c y C o d e > V A T C u r r e n c y C o d e < / V A T C u r r e n c y C o d e >   
              < / G e n e r a l _ L e d g e r _ S e t u p >   

--- a/advancePaymentsLocalizationForCzech/layout/Src/Reports/SalesAdvanceVATDocEmail.docx
+++ b/advancePaymentsLocalizationForCzech/layout/Src/Reports/SalesAdvanceVATDocEmail.docx
@@ -1,17 +1,17 @@
 
 <file path=word/document.xml><?xml version="1.0" encoding="utf-8"?>
-<w:document xmlns:wpc="http://schemas.microsoft.com/office/word/2010/wordprocessingCanvas" xmlns:cx="http://schemas.microsoft.com/office/drawing/2014/chartex" xmlns:cx1="http://schemas.microsoft.com/office/drawing/2015/9/8/chartex" xmlns:cx2="http://schemas.microsoft.com/office/drawing/2015/10/21/chartex" xmlns:cx3="http://schemas.microsoft.com/office/drawing/2016/5/9/chartex" xmlns:cx4="http://schemas.microsoft.com/office/drawing/2016/5/10/chartex" xmlns:cx5="http://schemas.microsoft.com/office/drawing/2016/5/11/chartex" xmlns:cx6="http://schemas.microsoft.com/office/drawing/2016/5/12/chartex" xmlns:cx7="http://schemas.microsoft.com/office/drawing/2016/5/13/chartex" xmlns:cx8="http://schemas.microsoft.com/office/drawing/2016/5/14/chartex" xmlns:mc="http://schemas.openxmlformats.org/markup-compatibility/2006" xmlns:aink="http://schemas.microsoft.com/office/drawing/2016/ink" xmlns:am3d="http://schemas.microsoft.com/office/drawing/2017/model3d" xmlns:o="urn:schemas-microsoft-com:office:office" xmlns:oel="http://schemas.microsoft.com/office/2019/extlst" xmlns:r="http://schemas.openxmlformats.org/officeDocument/2006/relationships" xmlns:m="http://schemas.openxmlformats.org/officeDocument/2006/math" xmlns:v="urn:schemas-microsoft-com:vml" xmlns:wp14="http://schemas.microsoft.com/office/word/2010/wordprocessingDrawing" xmlns:wp="http://schemas.openxmlformats.org/drawingml/2006/wordprocessingDrawing" xmlns:w10="urn:schemas-microsoft-com:office:word" xmlns:w="http://schemas.openxmlformats.org/wordprocessingml/2006/main" xmlns:w14="http://schemas.microsoft.com/office/word/2010/wordml" xmlns:w15="http://schemas.microsoft.com/office/word/2012/wordml" xmlns:w16cex="http://schemas.microsoft.com/office/word/2018/wordml/cex" xmlns:w16cid="http://schemas.microsoft.com/office/word/2016/wordml/cid" xmlns:w16="http://schemas.microsoft.com/office/word/2018/wordml" xmlns:w16sdtdh="http://schemas.microsoft.com/office/word/2020/wordml/sdtdatahash" xmlns:w16se="http://schemas.microsoft.com/office/word/2015/wordml/symex" xmlns:wpg="http://schemas.microsoft.com/office/word/2010/wordprocessingGroup" xmlns:wpi="http://schemas.microsoft.com/office/word/2010/wordprocessingInk" xmlns:wne="http://schemas.microsoft.com/office/word/2006/wordml" xmlns:wps="http://schemas.microsoft.com/office/word/2010/wordprocessingShape" mc:Ignorable="w14 w15 w16se w16cid w16 w16cex w16sdtdh wp14">
+<w:document xmlns:wpc="http://schemas.microsoft.com/office/word/2010/wordprocessingCanvas" xmlns:cx="http://schemas.microsoft.com/office/drawing/2014/chartex" xmlns:cx1="http://schemas.microsoft.com/office/drawing/2015/9/8/chartex" xmlns:cx2="http://schemas.microsoft.com/office/drawing/2015/10/21/chartex" xmlns:cx3="http://schemas.microsoft.com/office/drawing/2016/5/9/chartex" xmlns:cx4="http://schemas.microsoft.com/office/drawing/2016/5/10/chartex" xmlns:cx5="http://schemas.microsoft.com/office/drawing/2016/5/11/chartex" xmlns:cx6="http://schemas.microsoft.com/office/drawing/2016/5/12/chartex" xmlns:cx7="http://schemas.microsoft.com/office/drawing/2016/5/13/chartex" xmlns:cx8="http://schemas.microsoft.com/office/drawing/2016/5/14/chartex" xmlns:mc="http://schemas.openxmlformats.org/markup-compatibility/2006" xmlns:aink="http://schemas.microsoft.com/office/drawing/2016/ink" xmlns:am3d="http://schemas.microsoft.com/office/drawing/2017/model3d" xmlns:o="urn:schemas-microsoft-com:office:office" xmlns:oel="http://schemas.microsoft.com/office/2019/extlst" xmlns:r="http://schemas.openxmlformats.org/officeDocument/2006/relationships" xmlns:m="http://schemas.openxmlformats.org/officeDocument/2006/math" xmlns:v="urn:schemas-microsoft-com:vml" xmlns:wp14="http://schemas.microsoft.com/office/word/2010/wordprocessingDrawing" xmlns:wp="http://schemas.openxmlformats.org/drawingml/2006/wordprocessingDrawing" xmlns:w10="urn:schemas-microsoft-com:office:word" xmlns:w="http://schemas.openxmlformats.org/wordprocessingml/2006/main" xmlns:w14="http://schemas.microsoft.com/office/word/2010/wordml" xmlns:w15="http://schemas.microsoft.com/office/word/2012/wordml" xmlns:w16cex="http://schemas.microsoft.com/office/word/2018/wordml/cex" xmlns:w16cid="http://schemas.microsoft.com/office/word/2016/wordml/cid" xmlns:w16="http://schemas.microsoft.com/office/word/2018/wordml" xmlns:w16du="http://schemas.microsoft.com/office/word/2023/wordml/word16du" xmlns:w16sdtdh="http://schemas.microsoft.com/office/word/2020/wordml/sdtdatahash" xmlns:w16sdtfl="http://schemas.microsoft.com/office/word/2024/wordml/sdtformatlock" xmlns:w16se="http://schemas.microsoft.com/office/word/2015/wordml/symex" xmlns:wpg="http://schemas.microsoft.com/office/word/2010/wordprocessingGroup" xmlns:wpi="http://schemas.microsoft.com/office/word/2010/wordprocessingInk" xmlns:wne="http://schemas.microsoft.com/office/word/2006/wordml" xmlns:wps="http://schemas.microsoft.com/office/word/2010/wordprocessingShape" mc:Ignorable="w14 w15 w16se w16cid w16 w16cex w16sdtdh w16sdtfl w16du wp14">
   <w:body>
     <w:sdt>
       <w:sdtPr>
+        <w:alias w:val="#Nav: /TempSalesAdvLetterEntry/Sales_Adv_Letter_Header/DocumentLbl"/>
+        <w:tag w:val="#Nav: Sales_Advance_VAT_Doc_CZZ/31015"/>
         <w:id w:val="-1814625968"/>
         <w:placeholder>
           <w:docPart w:val="DefaultPlaceholder_-1854013440"/>
         </w:placeholder>
         <w:dataBinding w:prefixMappings="xmlns:ns0='urn:microsoft-dynamics-nav/reports/Sales_Advance_VAT_Doc_CZZ/31015/'" w:xpath="/ns0:NavWordReportXmlPart[1]/ns0:TempSalesAdvLetterEntry[1]/ns0:Sales_Adv_Letter_Header[1]/ns0:DocumentLbl[1]" w:storeItemID="{7B8B947B-9866-48A1-9A67-BE8EF2F8F13E}"/>
         <w:text/>
-        <w:alias w:val="#Nav: /TempSalesAdvLetterEntry/Sales_Adv_Letter_Header/DocumentLbl"/>
-        <w:tag w:val="#Nav: Sales_Advance_VAT_Doc_CZZ/31015"/>
       </w:sdtPr>
       <w:sdtContent>
         <w:p>
@@ -30,14 +30,14 @@
     <w:p>
       <w:sdt>
         <w:sdtPr>
+          <w:alias w:val="#Nav: /TempSalesAdvLetterEntry/Sales_Adv_Letter_Header/GreetingLbl"/>
+          <w:tag w:val="#Nav: Sales_Advance_VAT_Doc_CZZ/31015"/>
           <w:id w:val="283931585"/>
           <w:placeholder>
             <w:docPart w:val="DefaultPlaceholder_-1854013440"/>
           </w:placeholder>
           <w:dataBinding w:prefixMappings="xmlns:ns0='urn:microsoft-dynamics-nav/reports/Sales_Advance_VAT_Doc_CZZ/31015/'" w:xpath="/ns0:NavWordReportXmlPart[1]/ns0:TempSalesAdvLetterEntry[1]/ns0:Sales_Adv_Letter_Header[1]/ns0:GreetingLbl[1]" w:storeItemID="{7B8B947B-9866-48A1-9A67-BE8EF2F8F13E}"/>
           <w:text/>
-          <w:alias w:val="#Nav: /TempSalesAdvLetterEntry/Sales_Adv_Letter_Header/GreetingLbl"/>
-          <w:tag w:val="#Nav: Sales_Advance_VAT_Doc_CZZ/31015"/>
         </w:sdtPr>
         <w:sdtContent>
           <w:proofErr w:type="spellStart"/>
@@ -52,14 +52,14 @@
       </w:r>
       <w:sdt>
         <w:sdtPr>
+          <w:alias w:val="#Nav: /TempSalesAdvLetterEntry/Sales_Adv_Letter_Header/CustAddr1"/>
+          <w:tag w:val="#Nav: Sales_Advance_VAT_Doc_CZZ/31015"/>
           <w:id w:val="678777775"/>
           <w:placeholder>
             <w:docPart w:val="DefaultPlaceholder_-1854013440"/>
           </w:placeholder>
           <w:dataBinding w:prefixMappings="xmlns:ns0='urn:microsoft-dynamics-nav/reports/Sales_Advance_VAT_Doc_CZZ/31015/'" w:xpath="/ns0:NavWordReportXmlPart[1]/ns0:TempSalesAdvLetterEntry[1]/ns0:Sales_Adv_Letter_Header[1]/ns0:CustAddr1[1]" w:storeItemID="{7B8B947B-9866-48A1-9A67-BE8EF2F8F13E}"/>
           <w:text/>
-          <w:alias w:val="#Nav: /TempSalesAdvLetterEntry/Sales_Adv_Letter_Header/CustAddr1"/>
-          <w:tag w:val="#Nav: Sales_Advance_VAT_Doc_CZZ/31015"/>
         </w:sdtPr>
         <w:sdtContent>
           <w:r>
@@ -73,14 +73,14 @@
     </w:p>
     <w:sdt>
       <w:sdtPr>
+        <w:alias w:val="#Nav: /TempSalesAdvLetterEntry/Sales_Adv_Letter_Header/BodyLbl"/>
+        <w:tag w:val="#Nav: Sales_Advance_VAT_Doc_CZZ/31015"/>
         <w:id w:val="-1450468282"/>
         <w:placeholder>
           <w:docPart w:val="DefaultPlaceholder_-1854013440"/>
         </w:placeholder>
         <w:dataBinding w:prefixMappings="xmlns:ns0='urn:microsoft-dynamics-nav/reports/Sales_Advance_VAT_Doc_CZZ/31015/'" w:xpath="/ns0:NavWordReportXmlPart[1]/ns0:TempSalesAdvLetterEntry[1]/ns0:Sales_Adv_Letter_Header[1]/ns0:BodyLbl[1]" w:storeItemID="{7B8B947B-9866-48A1-9A67-BE8EF2F8F13E}"/>
         <w:text/>
-        <w:alias w:val="#Nav: /TempSalesAdvLetterEntry/Sales_Adv_Letter_Header/BodyLbl"/>
-        <w:tag w:val="#Nav: Sales_Advance_VAT_Doc_CZZ/31015"/>
       </w:sdtPr>
       <w:sdtContent>
         <w:p>
@@ -112,20 +112,20 @@
       </w:tblPr>
       <w:tblGrid>
         <w:gridCol w:w="3106"/>
-        <w:gridCol w:w="3038"/>
-        <w:gridCol w:w="4116"/>
+        <w:gridCol w:w="2902"/>
+        <w:gridCol w:w="4252"/>
       </w:tblGrid>
       <w:tr>
         <w:sdt>
           <w:sdtPr>
+            <w:alias w:val="#Nav: /TempSalesAdvLetterEntry/Sales_Adv_Letter_Header/DocumentNoLbl"/>
+            <w:tag w:val="#Nav: Sales_Advance_VAT_Doc_CZZ/31015"/>
             <w:id w:val="-2139641902"/>
             <w:placeholder>
               <w:docPart w:val="DefaultPlaceholder_-1854013440"/>
             </w:placeholder>
             <w:dataBinding w:prefixMappings="xmlns:ns0='urn:microsoft-dynamics-nav/reports/Sales_Advance_VAT_Doc_CZZ/31015/'" w:xpath="/ns0:NavWordReportXmlPart[1]/ns0:TempSalesAdvLetterEntry[1]/ns0:Sales_Adv_Letter_Header[1]/ns0:DocumentNoLbl[1]" w:storeItemID="{7B8B947B-9866-48A1-9A67-BE8EF2F8F13E}"/>
             <w:text/>
-            <w:alias w:val="#Nav: /TempSalesAdvLetterEntry/Sales_Adv_Letter_Header/DocumentNoLbl"/>
-            <w:tag w:val="#Nav: Sales_Advance_VAT_Doc_CZZ/31015"/>
           </w:sdtPr>
           <w:sdtContent>
             <w:tc>
@@ -142,7 +142,6 @@
               <w:p>
                 <w:pPr>
                   <w:pStyle w:val="Heading1"/>
-                  <w:outlineLvl w:val="0"/>
                 </w:pPr>
                 <w:proofErr w:type="spellStart"/>
                 <w:r>
@@ -167,20 +166,19 @@
           <w:p>
             <w:pPr>
               <w:pStyle w:val="Heading1"/>
-              <w:outlineLvl w:val="0"/>
             </w:pPr>
           </w:p>
         </w:tc>
         <w:sdt>
           <w:sdtPr>
+            <w:alias w:val="#Nav: /TempSalesAdvLetterEntry/Sales_Adv_Letter_Header/AmountIncludingVATLbl"/>
+            <w:tag w:val="#Nav: Sales_Advance_VAT_Doc_CZZ/31015"/>
             <w:id w:val="-1373613117"/>
             <w:placeholder>
               <w:docPart w:val="DefaultPlaceholder_-1854013440"/>
             </w:placeholder>
             <w:dataBinding w:prefixMappings="xmlns:ns0='urn:microsoft-dynamics-nav/reports/Sales_Advance_VAT_Doc_CZZ/31015/'" w:xpath="/ns0:NavWordReportXmlPart[1]/ns0:TempSalesAdvLetterEntry[1]/ns0:Sales_Adv_Letter_Header[1]/ns0:AmountIncludingVATLbl[1]" w:storeItemID="{7B8B947B-9866-48A1-9A67-BE8EF2F8F13E}"/>
             <w:text/>
-            <w:alias w:val="#Nav: /TempSalesAdvLetterEntry/Sales_Adv_Letter_Header/AmountIncludingVATLbl"/>
-            <w:tag w:val="#Nav: Sales_Advance_VAT_Doc_CZZ/31015"/>
           </w:sdtPr>
           <w:sdtContent>
             <w:tc>
@@ -198,7 +196,6 @@
                 <w:pPr>
                   <w:pStyle w:val="Heading1"/>
                   <w:jc w:val="right"/>
-                  <w:outlineLvl w:val="0"/>
                 </w:pPr>
                 <w:proofErr w:type="spellStart"/>
                 <w:r>
@@ -213,14 +210,14 @@
       <w:tr>
         <w:sdt>
           <w:sdtPr>
+            <w:alias w:val="#Nav: /TempSalesAdvLetterEntry/Sales_Adv_Letter_Header/DocumentNo_SalesAdvLetterEntry"/>
+            <w:tag w:val="#Nav: Sales_Advance_VAT_Doc_CZZ/31015"/>
             <w:id w:val="-2038954270"/>
             <w:placeholder>
               <w:docPart w:val="DefaultPlaceholder_-1854013440"/>
             </w:placeholder>
             <w:dataBinding w:prefixMappings="xmlns:ns0='urn:microsoft-dynamics-nav/reports/Sales_Advance_VAT_Doc_CZZ/31015/'" w:xpath="/ns0:NavWordReportXmlPart[1]/ns0:TempSalesAdvLetterEntry[1]/ns0:Sales_Adv_Letter_Header[1]/ns0:DocumentNo_SalesAdvLetterEntry[1]" w:storeItemID="{7B8B947B-9866-48A1-9A67-BE8EF2F8F13E}"/>
             <w:text/>
-            <w:alias w:val="#Nav: /TempSalesAdvLetterEntry/Sales_Adv_Letter_Header/DocumentNo_SalesAdvLetterEntry"/>
-            <w:tag w:val="#Nav: Sales_Advance_VAT_Doc_CZZ/31015"/>
           </w:sdtPr>
           <w:sdtContent>
             <w:tc>
@@ -259,14 +256,14 @@
         </w:tc>
         <w:sdt>
           <w:sdtPr>
+            <w:alias w:val="#Nav: /TempSalesAdvLetterEntry/Sales_Adv_Letter_Header/Formatted_AmountIncludingVAT"/>
+            <w:tag w:val="#Nav: Sales_Advance_VAT_Doc_CZZ/31015"/>
             <w:id w:val="-179661918"/>
             <w:placeholder>
               <w:docPart w:val="DefaultPlaceholder_-1854013440"/>
             </w:placeholder>
-            <w:dataBinding w:prefixMappings="xmlns:ns0='urn:microsoft-dynamics-nav/reports/Sales_Advance_VAT_Doc_CZZ/31015/'" w:xpath="/ns0:NavWordReportXmlPart[1]/ns0:TempSalesAdvLetterEntry[1]/ns0:Sales_Adv_Letter_Header[1]/ns0:AmountIncludingVAT[1]" w:storeItemID="{7B8B947B-9866-48A1-9A67-BE8EF2F8F13E}"/>
+            <w:dataBinding w:prefixMappings="xmlns:ns0='urn:microsoft-dynamics-nav/reports/Sales_Advance_VAT_Doc_CZZ/31015/'" w:xpath="/ns0:NavWordReportXmlPart[1]/ns0:TempSalesAdvLetterEntry[1]/ns0:Sales_Adv_Letter_Header[1]/ns0:Formatted_AmountIncludingVAT[1]" w:storeItemID="{7B8B947B-9866-48A1-9A67-BE8EF2F8F13E}"/>
             <w:text/>
-            <w:alias w:val="#Nav: /TempSalesAdvLetterEntry/Sales_Adv_Letter_Header/AmountIncludingVAT"/>
-            <w:tag w:val="#Nav: Sales_Advance_VAT_Doc_CZZ/31015"/>
           </w:sdtPr>
           <w:sdtContent>
             <w:tc>
@@ -286,7 +283,7 @@
                 </w:pPr>
                 <w:proofErr w:type="spellStart"/>
                 <w:r>
-                  <w:t>AmountIncludingVAT</w:t>
+                  <w:t>Formatted_AmountIncludingVAT</w:t>
                 </w:r>
                 <w:proofErr w:type="spellEnd"/>
               </w:p>
@@ -318,14 +315,14 @@
       </w:pPr>
       <w:sdt>
         <w:sdtPr>
+          <w:alias w:val="#Nav: /TempSalesAdvLetterEntry/Sales_Adv_Letter_Header/ClosingLbl"/>
+          <w:tag w:val="#Nav: Sales_Advance_VAT_Doc_CZZ/31015"/>
           <w:id w:val="2143385694"/>
           <w:placeholder>
             <w:docPart w:val="DefaultPlaceholder_-1854013440"/>
           </w:placeholder>
           <w:dataBinding w:prefixMappings="xmlns:ns0='urn:microsoft-dynamics-nav/reports/Sales_Advance_VAT_Doc_CZZ/31015/'" w:xpath="/ns0:NavWordReportXmlPart[1]/ns0:TempSalesAdvLetterEntry[1]/ns0:Sales_Adv_Letter_Header[1]/ns0:ClosingLbl[1]" w:storeItemID="{7B8B947B-9866-48A1-9A67-BE8EF2F8F13E}"/>
           <w:text/>
-          <w:alias w:val="#Nav: /TempSalesAdvLetterEntry/Sales_Adv_Letter_Header/ClosingLbl"/>
-          <w:tag w:val="#Nav: Sales_Advance_VAT_Doc_CZZ/31015"/>
         </w:sdtPr>
         <w:sdtContent>
           <w:proofErr w:type="spellStart"/>
@@ -341,14 +338,14 @@
     </w:p>
     <w:sdt>
       <w:sdtPr>
+        <w:alias w:val="#Nav: /TempSalesAdvLetterEntry/Sales_Adv_Letter_Header/CopyLoop/Salesperson_Purchaser/Name_SalespersonPurchaser"/>
+        <w:tag w:val="#Nav: Sales_Advance_VAT_Doc_CZZ/31015"/>
         <w:id w:val="1967087002"/>
         <w:placeholder>
           <w:docPart w:val="DefaultPlaceholder_-1854013440"/>
         </w:placeholder>
         <w:dataBinding w:prefixMappings="xmlns:ns0='urn:microsoft-dynamics-nav/reports/Sales_Advance_VAT_Doc_CZZ/31015/'" w:xpath="/ns0:NavWordReportXmlPart[1]/ns0:TempSalesAdvLetterEntry[1]/ns0:Sales_Adv_Letter_Header[1]/ns0:CopyLoop[1]/ns0:Salesperson_Purchaser[1]/ns0:Name_SalespersonPurchaser[1]" w:storeItemID="{7B8B947B-9866-48A1-9A67-BE8EF2F8F13E}"/>
         <w:text/>
-        <w:alias w:val="#Nav: /TempSalesAdvLetterEntry/Sales_Adv_Letter_Header/CopyLoop/Salesperson_Purchaser/Name_SalespersonPurchaser"/>
-        <w:tag w:val="#Nav: Sales_Advance_VAT_Doc_CZZ/31015"/>
       </w:sdtPr>
       <w:sdtContent>
         <w:p>
@@ -362,14 +359,14 @@
     </w:sdt>
     <w:sdt>
       <w:sdtPr>
+        <w:alias w:val="#Nav: /Company_Information/CompanyAddr1"/>
+        <w:tag w:val="#Nav: Sales_Advance_VAT_Doc_CZZ/31015"/>
         <w:id w:val="-1687660704"/>
         <w:placeholder>
           <w:docPart w:val="DefaultPlaceholder_-1854013440"/>
         </w:placeholder>
         <w:dataBinding w:prefixMappings="xmlns:ns0='urn:microsoft-dynamics-nav/reports/Sales_Advance_VAT_Doc_CZZ/31015/'" w:xpath="/ns0:NavWordReportXmlPart[1]/ns0:Company_Information[1]/ns0:CompanyAddr1[1]" w:storeItemID="{7B8B947B-9866-48A1-9A67-BE8EF2F8F13E}"/>
         <w:text/>
-        <w:alias w:val="#Nav: /Company_Information/CompanyAddr1"/>
-        <w:tag w:val="#Nav: Sales_Advance_VAT_Doc_CZZ/31015"/>
       </w:sdtPr>
       <w:sdtContent>
         <w:p>
@@ -384,14 +381,14 @@
     </w:sdt>
     <w:sdt>
       <w:sdtPr>
+        <w:alias w:val="#Nav: /Company_Information/CompanyAddr2"/>
+        <w:tag w:val="#Nav: Sales_Advance_VAT_Doc_CZZ/31015"/>
         <w:id w:val="-1130472798"/>
         <w:placeholder>
           <w:docPart w:val="DefaultPlaceholder_-1854013440"/>
         </w:placeholder>
         <w:dataBinding w:prefixMappings="xmlns:ns0='urn:microsoft-dynamics-nav/reports/Sales_Advance_VAT_Doc_CZZ/31015/'" w:xpath="/ns0:NavWordReportXmlPart[1]/ns0:Company_Information[1]/ns0:CompanyAddr2[1]" w:storeItemID="{7B8B947B-9866-48A1-9A67-BE8EF2F8F13E}"/>
         <w:text/>
-        <w:alias w:val="#Nav: /Company_Information/CompanyAddr2"/>
-        <w:tag w:val="#Nav: Sales_Advance_VAT_Doc_CZZ/31015"/>
       </w:sdtPr>
       <w:sdtContent>
         <w:p>
@@ -406,14 +403,14 @@
     </w:sdt>
     <w:sdt>
       <w:sdtPr>
+        <w:alias w:val="#Nav: /Company_Information/CompanyAddr3"/>
+        <w:tag w:val="#Nav: Sales_Advance_VAT_Doc_CZZ/31015"/>
         <w:id w:val="1605917839"/>
         <w:placeholder>
           <w:docPart w:val="DefaultPlaceholder_-1854013440"/>
         </w:placeholder>
         <w:dataBinding w:prefixMappings="xmlns:ns0='urn:microsoft-dynamics-nav/reports/Sales_Advance_VAT_Doc_CZZ/31015/'" w:xpath="/ns0:NavWordReportXmlPart[1]/ns0:Company_Information[1]/ns0:CompanyAddr3[1]" w:storeItemID="{7B8B947B-9866-48A1-9A67-BE8EF2F8F13E}"/>
         <w:text/>
-        <w:alias w:val="#Nav: /Company_Information/CompanyAddr3"/>
-        <w:tag w:val="#Nav: Sales_Advance_VAT_Doc_CZZ/31015"/>
       </w:sdtPr>
       <w:sdtContent>
         <w:p>
@@ -428,14 +425,14 @@
     </w:sdt>
     <w:sdt>
       <w:sdtPr>
+        <w:alias w:val="#Nav: /Company_Information/CompanyAddr4"/>
+        <w:tag w:val="#Nav: Sales_Advance_VAT_Doc_CZZ/31015"/>
         <w:id w:val="847214377"/>
         <w:placeholder>
           <w:docPart w:val="DefaultPlaceholder_-1854013440"/>
         </w:placeholder>
         <w:dataBinding w:prefixMappings="xmlns:ns0='urn:microsoft-dynamics-nav/reports/Sales_Advance_VAT_Doc_CZZ/31015/'" w:xpath="/ns0:NavWordReportXmlPart[1]/ns0:Company_Information[1]/ns0:CompanyAddr4[1]" w:storeItemID="{7B8B947B-9866-48A1-9A67-BE8EF2F8F13E}"/>
         <w:text/>
-        <w:alias w:val="#Nav: /Company_Information/CompanyAddr4"/>
-        <w:tag w:val="#Nav: Sales_Advance_VAT_Doc_CZZ/31015"/>
       </w:sdtPr>
       <w:sdtContent>
         <w:p>
@@ -450,14 +447,14 @@
     </w:sdt>
     <w:sdt>
       <w:sdtPr>
+        <w:alias w:val="#Nav: /Company_Information/CompanyAddr5"/>
+        <w:tag w:val="#Nav: Sales_Advance_VAT_Doc_CZZ/31015"/>
         <w:id w:val="-1346402894"/>
         <w:placeholder>
           <w:docPart w:val="DefaultPlaceholder_-1854013440"/>
         </w:placeholder>
         <w:dataBinding w:prefixMappings="xmlns:ns0='urn:microsoft-dynamics-nav/reports/Sales_Advance_VAT_Doc_CZZ/31015/'" w:xpath="/ns0:NavWordReportXmlPart[1]/ns0:Company_Information[1]/ns0:CompanyAddr5[1]" w:storeItemID="{7B8B947B-9866-48A1-9A67-BE8EF2F8F13E}"/>
         <w:text/>
-        <w:alias w:val="#Nav: /Company_Information/CompanyAddr5"/>
-        <w:tag w:val="#Nav: Sales_Advance_VAT_Doc_CZZ/31015"/>
       </w:sdtPr>
       <w:sdtContent>
         <w:p>
@@ -472,14 +469,14 @@
     </w:sdt>
     <w:sdt>
       <w:sdtPr>
+        <w:alias w:val="#Nav: /Company_Information/CompanyAddr6"/>
+        <w:tag w:val="#Nav: Sales_Advance_VAT_Doc_CZZ/31015"/>
         <w:id w:val="-1896657238"/>
         <w:placeholder>
           <w:docPart w:val="DefaultPlaceholder_-1854013440"/>
         </w:placeholder>
         <w:dataBinding w:prefixMappings="xmlns:ns0='urn:microsoft-dynamics-nav/reports/Sales_Advance_VAT_Doc_CZZ/31015/'" w:xpath="/ns0:NavWordReportXmlPart[1]/ns0:Company_Information[1]/ns0:CompanyAddr6[1]" w:storeItemID="{7B8B947B-9866-48A1-9A67-BE8EF2F8F13E}"/>
         <w:text/>
-        <w:alias w:val="#Nav: /Company_Information/CompanyAddr6"/>
-        <w:tag w:val="#Nav: Sales_Advance_VAT_Doc_CZZ/31015"/>
       </w:sdtPr>
       <w:sdtContent>
         <w:p>
@@ -504,7 +501,7 @@
 </file>
 
 <file path=word/styles.xml><?xml version="1.0" encoding="utf-8"?>
-<w:styles xmlns:mc="http://schemas.openxmlformats.org/markup-compatibility/2006" xmlns:r="http://schemas.openxmlformats.org/officeDocument/2006/relationships" xmlns:w="http://schemas.openxmlformats.org/wordprocessingml/2006/main" xmlns:w14="http://schemas.microsoft.com/office/word/2010/wordml" xmlns:w15="http://schemas.microsoft.com/office/word/2012/wordml" xmlns:w16cex="http://schemas.microsoft.com/office/word/2018/wordml/cex" xmlns:w16cid="http://schemas.microsoft.com/office/word/2016/wordml/cid" xmlns:w16="http://schemas.microsoft.com/office/word/2018/wordml" xmlns:w16sdtdh="http://schemas.microsoft.com/office/word/2020/wordml/sdtdatahash" xmlns:w16se="http://schemas.microsoft.com/office/word/2015/wordml/symex" mc:Ignorable="w14 w15 w16se w16cid w16 w16cex w16sdtdh">
+<w:styles xmlns:mc="http://schemas.openxmlformats.org/markup-compatibility/2006" xmlns:r="http://schemas.openxmlformats.org/officeDocument/2006/relationships" xmlns:w="http://schemas.openxmlformats.org/wordprocessingml/2006/main" xmlns:w14="http://schemas.microsoft.com/office/word/2010/wordml" xmlns:w15="http://schemas.microsoft.com/office/word/2012/wordml" xmlns:w16cex="http://schemas.microsoft.com/office/word/2018/wordml/cex" xmlns:w16cid="http://schemas.microsoft.com/office/word/2016/wordml/cid" xmlns:w16="http://schemas.microsoft.com/office/word/2018/wordml" xmlns:w16du="http://schemas.microsoft.com/office/word/2023/wordml/word16du" xmlns:w16sdtdh="http://schemas.microsoft.com/office/word/2020/wordml/sdtdatahash" xmlns:w16sdtfl="http://schemas.microsoft.com/office/word/2024/wordml/sdtformatlock" xmlns:w16se="http://schemas.microsoft.com/office/word/2015/wordml/symex" mc:Ignorable="w14 w15 w16se w16cid w16 w16cex w16sdtdh w16sdtfl w16du">
   <w:docDefaults>
     <w:rPrDefault>
       <w:rPr>
@@ -1078,7 +1075,7 @@
 </file>
 
 <file path=word/glossary/document.xml><?xml version="1.0" encoding="utf-8"?>
-<w:glossaryDocument xmlns:wpc="http://schemas.microsoft.com/office/word/2010/wordprocessingCanvas" xmlns:cx="http://schemas.microsoft.com/office/drawing/2014/chartex" xmlns:cx1="http://schemas.microsoft.com/office/drawing/2015/9/8/chartex" xmlns:cx2="http://schemas.microsoft.com/office/drawing/2015/10/21/chartex" xmlns:cx3="http://schemas.microsoft.com/office/drawing/2016/5/9/chartex" xmlns:cx4="http://schemas.microsoft.com/office/drawing/2016/5/10/chartex" xmlns:cx5="http://schemas.microsoft.com/office/drawing/2016/5/11/chartex" xmlns:cx6="http://schemas.microsoft.com/office/drawing/2016/5/12/chartex" xmlns:cx7="http://schemas.microsoft.com/office/drawing/2016/5/13/chartex" xmlns:cx8="http://schemas.microsoft.com/office/drawing/2016/5/14/chartex" xmlns:mc="http://schemas.openxmlformats.org/markup-compatibility/2006" xmlns:aink="http://schemas.microsoft.com/office/drawing/2016/ink" xmlns:am3d="http://schemas.microsoft.com/office/drawing/2017/model3d" xmlns:o="urn:schemas-microsoft-com:office:office" xmlns:oel="http://schemas.microsoft.com/office/2019/extlst" xmlns:r="http://schemas.openxmlformats.org/officeDocument/2006/relationships" xmlns:m="http://schemas.openxmlformats.org/officeDocument/2006/math" xmlns:v="urn:schemas-microsoft-com:vml" xmlns:wp14="http://schemas.microsoft.com/office/word/2010/wordprocessingDrawing" xmlns:wp="http://schemas.openxmlformats.org/drawingml/2006/wordprocessingDrawing" xmlns:w10="urn:schemas-microsoft-com:office:word" xmlns:w="http://schemas.openxmlformats.org/wordprocessingml/2006/main" xmlns:w14="http://schemas.microsoft.com/office/word/2010/wordml" xmlns:w15="http://schemas.microsoft.com/office/word/2012/wordml" xmlns:w16cex="http://schemas.microsoft.com/office/word/2018/wordml/cex" xmlns:w16cid="http://schemas.microsoft.com/office/word/2016/wordml/cid" xmlns:w16="http://schemas.microsoft.com/office/word/2018/wordml" xmlns:w16sdtdh="http://schemas.microsoft.com/office/word/2020/wordml/sdtdatahash" xmlns:w16se="http://schemas.microsoft.com/office/word/2015/wordml/symex" xmlns:wpg="http://schemas.microsoft.com/office/word/2010/wordprocessingGroup" xmlns:wpi="http://schemas.microsoft.com/office/word/2010/wordprocessingInk" xmlns:wne="http://schemas.microsoft.com/office/word/2006/wordml" xmlns:wps="http://schemas.microsoft.com/office/word/2010/wordprocessingShape" mc:Ignorable="w14 w15 w16se w16cid w16 w16cex w16sdtdh wp14">
+<w:glossaryDocument xmlns:wpc="http://schemas.microsoft.com/office/word/2010/wordprocessingCanvas" xmlns:cx="http://schemas.microsoft.com/office/drawing/2014/chartex" xmlns:cx1="http://schemas.microsoft.com/office/drawing/2015/9/8/chartex" xmlns:cx2="http://schemas.microsoft.com/office/drawing/2015/10/21/chartex" xmlns:cx3="http://schemas.microsoft.com/office/drawing/2016/5/9/chartex" xmlns:cx4="http://schemas.microsoft.com/office/drawing/2016/5/10/chartex" xmlns:cx5="http://schemas.microsoft.com/office/drawing/2016/5/11/chartex" xmlns:cx6="http://schemas.microsoft.com/office/drawing/2016/5/12/chartex" xmlns:cx7="http://schemas.microsoft.com/office/drawing/2016/5/13/chartex" xmlns:cx8="http://schemas.microsoft.com/office/drawing/2016/5/14/chartex" xmlns:mc="http://schemas.openxmlformats.org/markup-compatibility/2006" xmlns:aink="http://schemas.microsoft.com/office/drawing/2016/ink" xmlns:am3d="http://schemas.microsoft.com/office/drawing/2017/model3d" xmlns:o="urn:schemas-microsoft-com:office:office" xmlns:oel="http://schemas.microsoft.com/office/2019/extlst" xmlns:r="http://schemas.openxmlformats.org/officeDocument/2006/relationships" xmlns:m="http://schemas.openxmlformats.org/officeDocument/2006/math" xmlns:v="urn:schemas-microsoft-com:vml" xmlns:wp14="http://schemas.microsoft.com/office/word/2010/wordprocessingDrawing" xmlns:wp="http://schemas.openxmlformats.org/drawingml/2006/wordprocessingDrawing" xmlns:w10="urn:schemas-microsoft-com:office:word" xmlns:w="http://schemas.openxmlformats.org/wordprocessingml/2006/main" xmlns:w14="http://schemas.microsoft.com/office/word/2010/wordml" xmlns:w15="http://schemas.microsoft.com/office/word/2012/wordml" xmlns:w16cex="http://schemas.microsoft.com/office/word/2018/wordml/cex" xmlns:w16cid="http://schemas.microsoft.com/office/word/2016/wordml/cid" xmlns:w16="http://schemas.microsoft.com/office/word/2018/wordml" xmlns:w16du="http://schemas.microsoft.com/office/word/2023/wordml/word16du" xmlns:w16sdtdh="http://schemas.microsoft.com/office/word/2020/wordml/sdtdatahash" xmlns:w16sdtfl="http://schemas.microsoft.com/office/word/2024/wordml/sdtformatlock" xmlns:w16se="http://schemas.microsoft.com/office/word/2015/wordml/symex" xmlns:wpg="http://schemas.microsoft.com/office/word/2010/wordprocessingGroup" xmlns:wpi="http://schemas.microsoft.com/office/word/2010/wordprocessingInk" xmlns:wne="http://schemas.microsoft.com/office/word/2006/wordml" xmlns:wps="http://schemas.microsoft.com/office/word/2010/wordprocessingShape" mc:Ignorable="w14 w15 w16se w16cid w16 w16cex w16sdtdh w16sdtfl w16du wp14">
   <w:docParts>
     <w:docPart>
       <w:docPartPr>
@@ -1111,13 +1108,13 @@
 </file>
 
 <file path=word/glossary/fontTable.xml><?xml version="1.0" encoding="utf-8"?>
-<w:fonts xmlns:mc="http://schemas.openxmlformats.org/markup-compatibility/2006" xmlns:r="http://schemas.openxmlformats.org/officeDocument/2006/relationships" xmlns:w="http://schemas.openxmlformats.org/wordprocessingml/2006/main" xmlns:w14="http://schemas.microsoft.com/office/word/2010/wordml" xmlns:w15="http://schemas.microsoft.com/office/word/2012/wordml" xmlns:w16cex="http://schemas.microsoft.com/office/word/2018/wordml/cex" xmlns:w16cid="http://schemas.microsoft.com/office/word/2016/wordml/cid" xmlns:w16="http://schemas.microsoft.com/office/word/2018/wordml" xmlns:w16sdtdh="http://schemas.microsoft.com/office/word/2020/wordml/sdtdatahash" xmlns:w16se="http://schemas.microsoft.com/office/word/2015/wordml/symex" mc:Ignorable="w14 w15 w16se w16cid w16 w16cex w16sdtdh">
+<w:fonts xmlns:mc="http://schemas.openxmlformats.org/markup-compatibility/2006" xmlns:r="http://schemas.openxmlformats.org/officeDocument/2006/relationships" xmlns:w="http://schemas.openxmlformats.org/wordprocessingml/2006/main" xmlns:w14="http://schemas.microsoft.com/office/word/2010/wordml" xmlns:w15="http://schemas.microsoft.com/office/word/2012/wordml" xmlns:w16cex="http://schemas.microsoft.com/office/word/2018/wordml/cex" xmlns:w16cid="http://schemas.microsoft.com/office/word/2016/wordml/cid" xmlns:w16="http://schemas.microsoft.com/office/word/2018/wordml" xmlns:w16du="http://schemas.microsoft.com/office/word/2023/wordml/word16du" xmlns:w16sdtdh="http://schemas.microsoft.com/office/word/2020/wordml/sdtdatahash" xmlns:w16sdtfl="http://schemas.microsoft.com/office/word/2024/wordml/sdtformatlock" xmlns:w16se="http://schemas.microsoft.com/office/word/2015/wordml/symex" mc:Ignorable="w14 w15 w16se w16cid w16 w16cex w16sdtdh w16sdtfl w16du">
   <w:font w:name="Calibri">
     <w:panose1 w:val="020F0502020204030204"/>
     <w:charset w:val="00"/>
     <w:family w:val="swiss"/>
     <w:pitch w:val="variable"/>
-    <w:sig w:usb0="E4002EFF" w:usb1="C000247B" w:usb2="00000009" w:usb3="00000000" w:csb0="000001FF" w:csb1="00000000"/>
+    <w:sig w:usb0="E4002EFF" w:usb1="C200247B" w:usb2="00000009" w:usb3="00000000" w:csb0="000001FF" w:csb1="00000000"/>
   </w:font>
   <w:font w:name="Times New Roman">
     <w:panose1 w:val="02020603050405020304"/>
@@ -1131,13 +1128,25 @@
     <w:charset w:val="00"/>
     <w:family w:val="swiss"/>
     <w:pitch w:val="variable"/>
-    <w:sig w:usb0="E4002EFF" w:usb1="C000247B" w:usb2="00000009" w:usb3="00000000" w:csb0="000001FF" w:csb1="00000000"/>
+    <w:sig w:usb0="E4002EFF" w:usb1="C200247B" w:usb2="00000009" w:usb3="00000000" w:csb0="000001FF" w:csb1="00000000"/>
+  </w:font>
+  <w:font w:name="Aptos">
+    <w:charset w:val="00"/>
+    <w:family w:val="swiss"/>
+    <w:pitch w:val="variable"/>
+    <w:sig w:usb0="20000287" w:usb1="00000003" w:usb2="00000000" w:usb3="00000000" w:csb0="0000019F" w:csb1="00000000"/>
+  </w:font>
+  <w:font w:name="Aptos Display">
+    <w:charset w:val="00"/>
+    <w:family w:val="swiss"/>
+    <w:pitch w:val="variable"/>
+    <w:sig w:usb0="20000287" w:usb1="00000003" w:usb2="00000000" w:usb3="00000000" w:csb0="0000019F" w:csb1="00000000"/>
   </w:font>
 </w:fonts>
 </file>
 
 <file path=word/glossary/settings.xml><?xml version="1.0" encoding="utf-8"?>
-<w:settings xmlns:mc="http://schemas.openxmlformats.org/markup-compatibility/2006" xmlns:o="urn:schemas-microsoft-com:office:office" xmlns:r="http://schemas.openxmlformats.org/officeDocument/2006/relationships" xmlns:m="http://schemas.openxmlformats.org/officeDocument/2006/math" xmlns:v="urn:schemas-microsoft-com:vml" xmlns:w10="urn:schemas-microsoft-com:office:word" xmlns:w="http://schemas.openxmlformats.org/wordprocessingml/2006/main" xmlns:w14="http://schemas.microsoft.com/office/word/2010/wordml" xmlns:w15="http://schemas.microsoft.com/office/word/2012/wordml" xmlns:w16cex="http://schemas.microsoft.com/office/word/2018/wordml/cex" xmlns:w16cid="http://schemas.microsoft.com/office/word/2016/wordml/cid" xmlns:w16="http://schemas.microsoft.com/office/word/2018/wordml" xmlns:w16sdtdh="http://schemas.microsoft.com/office/word/2020/wordml/sdtdatahash" xmlns:w16se="http://schemas.microsoft.com/office/word/2015/wordml/symex" xmlns:sl="http://schemas.openxmlformats.org/schemaLibrary/2006/main" mc:Ignorable="w14 w15 w16se w16cid w16 w16cex w16sdtdh">
+<w:settings xmlns:mc="http://schemas.openxmlformats.org/markup-compatibility/2006" xmlns:o="urn:schemas-microsoft-com:office:office" xmlns:r="http://schemas.openxmlformats.org/officeDocument/2006/relationships" xmlns:m="http://schemas.openxmlformats.org/officeDocument/2006/math" xmlns:v="urn:schemas-microsoft-com:vml" xmlns:w10="urn:schemas-microsoft-com:office:word" xmlns:w="http://schemas.openxmlformats.org/wordprocessingml/2006/main" xmlns:w14="http://schemas.microsoft.com/office/word/2010/wordml" xmlns:w15="http://schemas.microsoft.com/office/word/2012/wordml" xmlns:w16cex="http://schemas.microsoft.com/office/word/2018/wordml/cex" xmlns:w16cid="http://schemas.microsoft.com/office/word/2016/wordml/cid" xmlns:w16="http://schemas.microsoft.com/office/word/2018/wordml" xmlns:w16du="http://schemas.microsoft.com/office/word/2023/wordml/word16du" xmlns:w16sdtdh="http://schemas.microsoft.com/office/word/2020/wordml/sdtdatahash" xmlns:w16sdtfl="http://schemas.microsoft.com/office/word/2024/wordml/sdtformatlock" xmlns:w16se="http://schemas.microsoft.com/office/word/2015/wordml/symex" xmlns:sl="http://schemas.openxmlformats.org/schemaLibrary/2006/main" mc:Ignorable="w14 w15 w16se w16cid w16 w16cex w16sdtdh w16sdtfl w16du">
   <w:view w:val="normal"/>
   <w:defaultTabStop w:val="720"/>
   <w:characterSpacingControl w:val="doNotCompress"/>
@@ -1152,6 +1161,9 @@
   </w:compat>
   <w:rsids>
     <w:rsidRoot w:val="00ED42FA"/>
+    <w:rsid w:val="00340873"/>
+    <w:rsid w:val="00572D7F"/>
+    <w:rsid w:val="00B16816"/>
     <w:rsid w:val="00E57739"/>
     <w:rsid w:val="00ED42FA"/>
   </w:rsids>
@@ -1177,7 +1189,7 @@
 </file>
 
 <file path=word/glossary/styles.xml><?xml version="1.0" encoding="utf-8"?>
-<w:styles xmlns:mc="http://schemas.openxmlformats.org/markup-compatibility/2006" xmlns:r="http://schemas.openxmlformats.org/officeDocument/2006/relationships" xmlns:w="http://schemas.openxmlformats.org/wordprocessingml/2006/main" xmlns:w14="http://schemas.microsoft.com/office/word/2010/wordml" xmlns:w15="http://schemas.microsoft.com/office/word/2012/wordml" xmlns:w16cex="http://schemas.microsoft.com/office/word/2018/wordml/cex" xmlns:w16cid="http://schemas.microsoft.com/office/word/2016/wordml/cid" xmlns:w16="http://schemas.microsoft.com/office/word/2018/wordml" xmlns:w16sdtdh="http://schemas.microsoft.com/office/word/2020/wordml/sdtdatahash" xmlns:w16se="http://schemas.microsoft.com/office/word/2015/wordml/symex" mc:Ignorable="w14 w15 w16se w16cid w16 w16cex w16sdtdh">
+<w:styles xmlns:mc="http://schemas.openxmlformats.org/markup-compatibility/2006" xmlns:r="http://schemas.openxmlformats.org/officeDocument/2006/relationships" xmlns:w="http://schemas.openxmlformats.org/wordprocessingml/2006/main" xmlns:w14="http://schemas.microsoft.com/office/word/2010/wordml" xmlns:w15="http://schemas.microsoft.com/office/word/2012/wordml" xmlns:w16cex="http://schemas.microsoft.com/office/word/2018/wordml/cex" xmlns:w16cid="http://schemas.microsoft.com/office/word/2016/wordml/cid" xmlns:w16="http://schemas.microsoft.com/office/word/2018/wordml" xmlns:w16du="http://schemas.microsoft.com/office/word/2023/wordml/word16du" xmlns:w16sdtdh="http://schemas.microsoft.com/office/word/2020/wordml/sdtdatahash" xmlns:w16sdtfl="http://schemas.microsoft.com/office/word/2024/wordml/sdtformatlock" xmlns:w16se="http://schemas.microsoft.com/office/word/2015/wordml/symex" mc:Ignorable="w14 w15 w16se w16cid w16 w16cex w16sdtdh w16sdtfl w16du">
   <w:docDefaults>
     <w:rPrDefault>
       <w:rPr>
@@ -1612,19 +1624,11 @@
       <w:color w:val="808080"/>
     </w:rPr>
   </w:style>
-  <w:style w:type="paragraph" w:customStyle="1" w:styleId="B35E6846132D44E1BF8E6C08B493839D">
-    <w:name w:val="B35E6846132D44E1BF8E6C08B493839D"/>
-    <w:rsid w:val="00ED42FA"/>
-  </w:style>
-  <w:style w:type="paragraph" w:customStyle="1" w:styleId="5EC541E798B64434BEE8277D7404FDAC">
-    <w:name w:val="5EC541E798B64434BEE8277D7404FDAC"/>
-    <w:rsid w:val="00ED42FA"/>
-  </w:style>
 </w:styles>
 </file>
 
 <file path=word/glossary/webSettings.xml><?xml version="1.0" encoding="utf-8"?>
-<w:webSettings xmlns:mc="http://schemas.openxmlformats.org/markup-compatibility/2006" xmlns:r="http://schemas.openxmlformats.org/officeDocument/2006/relationships" xmlns:w="http://schemas.openxmlformats.org/wordprocessingml/2006/main" xmlns:w14="http://schemas.microsoft.com/office/word/2010/wordml" xmlns:w15="http://schemas.microsoft.com/office/word/2012/wordml" xmlns:w16cex="http://schemas.microsoft.com/office/word/2018/wordml/cex" xmlns:w16cid="http://schemas.microsoft.com/office/word/2016/wordml/cid" xmlns:w16="http://schemas.microsoft.com/office/word/2018/wordml" xmlns:w16sdtdh="http://schemas.microsoft.com/office/word/2020/wordml/sdtdatahash" xmlns:w16se="http://schemas.microsoft.com/office/word/2015/wordml/symex" mc:Ignorable="w14 w15 w16se w16cid w16 w16cex w16sdtdh">
+<w:webSettings xmlns:mc="http://schemas.openxmlformats.org/markup-compatibility/2006" xmlns:r="http://schemas.openxmlformats.org/officeDocument/2006/relationships" xmlns:w="http://schemas.openxmlformats.org/wordprocessingml/2006/main" xmlns:w14="http://schemas.microsoft.com/office/word/2010/wordml" xmlns:w15="http://schemas.microsoft.com/office/word/2012/wordml" xmlns:w16cex="http://schemas.microsoft.com/office/word/2018/wordml/cex" xmlns:w16cid="http://schemas.microsoft.com/office/word/2016/wordml/cid" xmlns:w16="http://schemas.microsoft.com/office/word/2018/wordml" xmlns:w16du="http://schemas.microsoft.com/office/word/2023/wordml/word16du" xmlns:w16sdtdh="http://schemas.microsoft.com/office/word/2020/wordml/sdtdatahash" xmlns:w16sdtfl="http://schemas.microsoft.com/office/word/2024/wordml/sdtformatlock" xmlns:w16se="http://schemas.microsoft.com/office/word/2015/wordml/symex" mc:Ignorable="w14 w15 w16se w16cid w16 w16cex w16sdtdh w16sdtfl w16du">
   <w:optimizeForBrowser/>
   <w:allowPNG/>
 </w:webSettings>
@@ -2091,6 +2095,8 @@
  
              < E x c h R a t e T e x t > E x c h R a t e T e x t < / E x c h R a t e T e x t >   
+             < F o r m a t t e d _ A m o u n t I n c l u d i n g V A T > F o r m a t t e d _ A m o u n t I n c l u d i n g V A T < / F o r m a t t e d _ A m o u n t I n c l u d i n g V A T > + 
              < G r e e t i n g L b l > G r e e t i n g L b l < / G r e e t i n g L b l >   
              < I B A N _ D o c u m e n t H e a d e r > I B A N _ D o c u m e n t H e a d e r < / I B A N _ D o c u m e n t H e a d e r > @@ -2154,6 +2160,14 @@
                  < V A T _ E n t r y   / >   
                  < V A T C o u n t e r > + 
+                     < F o r m a t t e d _ V A T A m t L i n e V A T A m t > F o r m a t t e d _ V A T A m t L i n e V A T A m t < / F o r m a t t e d _ V A T A m t L i n e V A T A m t > + 
+                     < F o r m a t t e d _ V A T A m t L i n e V A T A m t L C Y > F o r m a t t e d _ V A T A m t L i n e V A T A m t L C Y < / F o r m a t t e d _ V A T A m t L i n e V A T A m t L C Y > + 
+                     < F o r m a t t e d _ V A T A m t L i n e V A T B a s e > F o r m a t t e d _ V A T A m t L i n e V A T B a s e < / F o r m a t t e d _ V A T A m t L i n e V A T B a s e > + 
+                     < F o r m a t t e d _ V A T A m t L i n e V A T B a s e L C Y > F o r m a t t e d _ V A T A m t L i n e V A T B a s e L C Y < / F o r m a t t e d _ V A T A m t L i n e V A T B a s e L C Y >   
                      < V A T A m t L i n e V A T A m t > V A T A m t L i n e V A T A m t < / V A T A m t L i n e V A T A m t >   
@@ -2198,4 +2212,10 @@
     <ds:schemaRef ds:uri="urn:microsoft-dynamics-nav/reports/Sales_Advance_VAT_Doc_CZZ/31015/"/>
   </ds:schemaRefs>
 </ds:datastoreItem>
+</file>
+
+<file path=docMetadata/LabelInfo.xml><?xml version="1.0" encoding="utf-8"?>
+<clbl:labelList xmlns:clbl="http://schemas.microsoft.com/office/2020/mipLabelMetadata">
+  <clbl:label id="{f42aa342-8706-4288-bd11-ebb85995028c}" enabled="1" method="Standard" siteId="{72f988bf-86f1-41af-91ab-2d7cd011db47}" contentBits="0" removed="0"/>
+</clbl:labelList>
 </file>
--- a/advancePaymentsLocalizationForCzech/layout/Src/Reports/SalesAdvanceVATDocEmail.docx
+++ b/advancePaymentsLocalizationForCzech/layout/Src/Reports/SalesAdvanceVATDocEmail.docx
@@ -1,17 +1,17 @@
 
 <file path=word/document.xml><?xml version="1.0" encoding="utf-8"?>
-<w:document xmlns:wpc="http://schemas.microsoft.com/office/word/2010/wordprocessingCanvas" xmlns:cx="http://schemas.microsoft.com/office/drawing/2014/chartex" xmlns:cx1="http://schemas.microsoft.com/office/drawing/2015/9/8/chartex" xmlns:cx2="http://schemas.microsoft.com/office/drawing/2015/10/21/chartex" xmlns:cx3="http://schemas.microsoft.com/office/drawing/2016/5/9/chartex" xmlns:cx4="http://schemas.microsoft.com/office/drawing/2016/5/10/chartex" xmlns:cx5="http://schemas.microsoft.com/office/drawing/2016/5/11/chartex" xmlns:cx6="http://schemas.microsoft.com/office/drawing/2016/5/12/chartex" xmlns:cx7="http://schemas.microsoft.com/office/drawing/2016/5/13/chartex" xmlns:cx8="http://schemas.microsoft.com/office/drawing/2016/5/14/chartex" xmlns:mc="http://schemas.openxmlformats.org/markup-compatibility/2006" xmlns:aink="http://schemas.microsoft.com/office/drawing/2016/ink" xmlns:am3d="http://schemas.microsoft.com/office/drawing/2017/model3d" xmlns:o="urn:schemas-microsoft-com:office:office" xmlns:oel="http://schemas.microsoft.com/office/2019/extlst" xmlns:r="http://schemas.openxmlformats.org/officeDocument/2006/relationships" xmlns:m="http://schemas.openxmlformats.org/officeDocument/2006/math" xmlns:v="urn:schemas-microsoft-com:vml" xmlns:wp14="http://schemas.microsoft.com/office/word/2010/wordprocessingDrawing" xmlns:wp="http://schemas.openxmlformats.org/drawingml/2006/wordprocessingDrawing" xmlns:w10="urn:schemas-microsoft-com:office:word" xmlns:w="http://schemas.openxmlformats.org/wordprocessingml/2006/main" xmlns:w14="http://schemas.microsoft.com/office/word/2010/wordml" xmlns:w15="http://schemas.microsoft.com/office/word/2012/wordml" xmlns:w16cex="http://schemas.microsoft.com/office/word/2018/wordml/cex" xmlns:w16cid="http://schemas.microsoft.com/office/word/2016/wordml/cid" xmlns:w16="http://schemas.microsoft.com/office/word/2018/wordml" xmlns:w16du="http://schemas.microsoft.com/office/word/2023/wordml/word16du" xmlns:w16sdtdh="http://schemas.microsoft.com/office/word/2020/wordml/sdtdatahash" xmlns:w16sdtfl="http://schemas.microsoft.com/office/word/2024/wordml/sdtformatlock" xmlns:w16se="http://schemas.microsoft.com/office/word/2015/wordml/symex" xmlns:wpg="http://schemas.microsoft.com/office/word/2010/wordprocessingGroup" xmlns:wpi="http://schemas.microsoft.com/office/word/2010/wordprocessingInk" xmlns:wne="http://schemas.microsoft.com/office/word/2006/wordml" xmlns:wps="http://schemas.microsoft.com/office/word/2010/wordprocessingShape" mc:Ignorable="w14 w15 w16se w16cid w16 w16cex w16sdtdh w16sdtfl w16du wp14">
+<w:document xmlns:wpc="http://schemas.microsoft.com/office/word/2010/wordprocessingCanvas" xmlns:cx="http://schemas.microsoft.com/office/drawing/2014/chartex" xmlns:cx1="http://schemas.microsoft.com/office/drawing/2015/9/8/chartex" xmlns:cx2="http://schemas.microsoft.com/office/drawing/2015/10/21/chartex" xmlns:cx3="http://schemas.microsoft.com/office/drawing/2016/5/9/chartex" xmlns:cx4="http://schemas.microsoft.com/office/drawing/2016/5/10/chartex" xmlns:cx5="http://schemas.microsoft.com/office/drawing/2016/5/11/chartex" xmlns:cx6="http://schemas.microsoft.com/office/drawing/2016/5/12/chartex" xmlns:cx7="http://schemas.microsoft.com/office/drawing/2016/5/13/chartex" xmlns:cx8="http://schemas.microsoft.com/office/drawing/2016/5/14/chartex" xmlns:mc="http://schemas.openxmlformats.org/markup-compatibility/2006" xmlns:aink="http://schemas.microsoft.com/office/drawing/2016/ink" xmlns:am3d="http://schemas.microsoft.com/office/drawing/2017/model3d" xmlns:o="urn:schemas-microsoft-com:office:office" xmlns:oel="http://schemas.microsoft.com/office/2019/extlst" xmlns:r="http://schemas.openxmlformats.org/officeDocument/2006/relationships" xmlns:m="http://schemas.openxmlformats.org/officeDocument/2006/math" xmlns:v="urn:schemas-microsoft-com:vml" xmlns:wp14="http://schemas.microsoft.com/office/word/2010/wordprocessingDrawing" xmlns:wp="http://schemas.openxmlformats.org/drawingml/2006/wordprocessingDrawing" xmlns:w10="urn:schemas-microsoft-com:office:word" xmlns:w="http://schemas.openxmlformats.org/wordprocessingml/2006/main" xmlns:w14="http://schemas.microsoft.com/office/word/2010/wordml" xmlns:w15="http://schemas.microsoft.com/office/word/2012/wordml" xmlns:w16cex="http://schemas.microsoft.com/office/word/2018/wordml/cex" xmlns:w16cid="http://schemas.microsoft.com/office/word/2016/wordml/cid" xmlns:w16="http://schemas.microsoft.com/office/word/2018/wordml" xmlns:w16sdtdh="http://schemas.microsoft.com/office/word/2020/wordml/sdtdatahash" xmlns:w16se="http://schemas.microsoft.com/office/word/2015/wordml/symex" xmlns:wpg="http://schemas.microsoft.com/office/word/2010/wordprocessingGroup" xmlns:wpi="http://schemas.microsoft.com/office/word/2010/wordprocessingInk" xmlns:wne="http://schemas.microsoft.com/office/word/2006/wordml" xmlns:wps="http://schemas.microsoft.com/office/word/2010/wordprocessingShape" mc:Ignorable="w14 w15 w16se w16cid w16 w16cex w16sdtdh wp14">
   <w:body>
     <w:sdt>
       <w:sdtPr>
-        <w:alias w:val="#Nav: /TempSalesAdvLetterEntry/Sales_Adv_Letter_Header/DocumentLbl"/>
-        <w:tag w:val="#Nav: Sales_Advance_VAT_Doc_CZZ/31015"/>
         <w:id w:val="-1814625968"/>
         <w:placeholder>
           <w:docPart w:val="DefaultPlaceholder_-1854013440"/>
         </w:placeholder>
         <w:dataBinding w:prefixMappings="xmlns:ns0='urn:microsoft-dynamics-nav/reports/Sales_Advance_VAT_Doc_CZZ/31015/'" w:xpath="/ns0:NavWordReportXmlPart[1]/ns0:TempSalesAdvLetterEntry[1]/ns0:Sales_Adv_Letter_Header[1]/ns0:DocumentLbl[1]" w:storeItemID="{7B8B947B-9866-48A1-9A67-BE8EF2F8F13E}"/>
         <w:text/>
+        <w:alias w:val="#Nav: /TempSalesAdvLetterEntry/Sales_Adv_Letter_Header/DocumentLbl"/>
+        <w:tag w:val="#Nav: Sales_Advance_VAT_Doc_CZZ/31015"/>
       </w:sdtPr>
       <w:sdtContent>
         <w:p>
@@ -30,14 +30,14 @@
     <w:p>
       <w:sdt>
         <w:sdtPr>
-          <w:alias w:val="#Nav: /TempSalesAdvLetterEntry/Sales_Adv_Letter_Header/GreetingLbl"/>
-          <w:tag w:val="#Nav: Sales_Advance_VAT_Doc_CZZ/31015"/>
           <w:id w:val="283931585"/>
           <w:placeholder>
             <w:docPart w:val="DefaultPlaceholder_-1854013440"/>
           </w:placeholder>
           <w:dataBinding w:prefixMappings="xmlns:ns0='urn:microsoft-dynamics-nav/reports/Sales_Advance_VAT_Doc_CZZ/31015/'" w:xpath="/ns0:NavWordReportXmlPart[1]/ns0:TempSalesAdvLetterEntry[1]/ns0:Sales_Adv_Letter_Header[1]/ns0:GreetingLbl[1]" w:storeItemID="{7B8B947B-9866-48A1-9A67-BE8EF2F8F13E}"/>
           <w:text/>
+          <w:alias w:val="#Nav: /TempSalesAdvLetterEntry/Sales_Adv_Letter_Header/GreetingLbl"/>
+          <w:tag w:val="#Nav: Sales_Advance_VAT_Doc_CZZ/31015"/>
         </w:sdtPr>
         <w:sdtContent>
           <w:proofErr w:type="spellStart"/>
@@ -52,14 +52,14 @@
       </w:r>
       <w:sdt>
         <w:sdtPr>
-          <w:alias w:val="#Nav: /TempSalesAdvLetterEntry/Sales_Adv_Letter_Header/CustAddr1"/>
-          <w:tag w:val="#Nav: Sales_Advance_VAT_Doc_CZZ/31015"/>
           <w:id w:val="678777775"/>
           <w:placeholder>
             <w:docPart w:val="DefaultPlaceholder_-1854013440"/>
           </w:placeholder>
           <w:dataBinding w:prefixMappings="xmlns:ns0='urn:microsoft-dynamics-nav/reports/Sales_Advance_VAT_Doc_CZZ/31015/'" w:xpath="/ns0:NavWordReportXmlPart[1]/ns0:TempSalesAdvLetterEntry[1]/ns0:Sales_Adv_Letter_Header[1]/ns0:CustAddr1[1]" w:storeItemID="{7B8B947B-9866-48A1-9A67-BE8EF2F8F13E}"/>
           <w:text/>
+          <w:alias w:val="#Nav: /TempSalesAdvLetterEntry/Sales_Adv_Letter_Header/CustAddr1"/>
+          <w:tag w:val="#Nav: Sales_Advance_VAT_Doc_CZZ/31015"/>
         </w:sdtPr>
         <w:sdtContent>
           <w:r>
@@ -73,14 +73,14 @@
     </w:p>
     <w:sdt>
       <w:sdtPr>
-        <w:alias w:val="#Nav: /TempSalesAdvLetterEntry/Sales_Adv_Letter_Header/BodyLbl"/>
-        <w:tag w:val="#Nav: Sales_Advance_VAT_Doc_CZZ/31015"/>
         <w:id w:val="-1450468282"/>
         <w:placeholder>
           <w:docPart w:val="DefaultPlaceholder_-1854013440"/>
         </w:placeholder>
         <w:dataBinding w:prefixMappings="xmlns:ns0='urn:microsoft-dynamics-nav/reports/Sales_Advance_VAT_Doc_CZZ/31015/'" w:xpath="/ns0:NavWordReportXmlPart[1]/ns0:TempSalesAdvLetterEntry[1]/ns0:Sales_Adv_Letter_Header[1]/ns0:BodyLbl[1]" w:storeItemID="{7B8B947B-9866-48A1-9A67-BE8EF2F8F13E}"/>
         <w:text/>
+        <w:alias w:val="#Nav: /TempSalesAdvLetterEntry/Sales_Adv_Letter_Header/BodyLbl"/>
+        <w:tag w:val="#Nav: Sales_Advance_VAT_Doc_CZZ/31015"/>
       </w:sdtPr>
       <w:sdtContent>
         <w:p>
@@ -112,20 +112,20 @@
       </w:tblPr>
       <w:tblGrid>
         <w:gridCol w:w="3106"/>
-        <w:gridCol w:w="2902"/>
-        <w:gridCol w:w="4252"/>
+        <w:gridCol w:w="3038"/>
+        <w:gridCol w:w="4116"/>
       </w:tblGrid>
       <w:tr>
         <w:sdt>
           <w:sdtPr>
-            <w:alias w:val="#Nav: /TempSalesAdvLetterEntry/Sales_Adv_Letter_Header/DocumentNoLbl"/>
-            <w:tag w:val="#Nav: Sales_Advance_VAT_Doc_CZZ/31015"/>
             <w:id w:val="-2139641902"/>
             <w:placeholder>
               <w:docPart w:val="DefaultPlaceholder_-1854013440"/>
             </w:placeholder>
             <w:dataBinding w:prefixMappings="xmlns:ns0='urn:microsoft-dynamics-nav/reports/Sales_Advance_VAT_Doc_CZZ/31015/'" w:xpath="/ns0:NavWordReportXmlPart[1]/ns0:TempSalesAdvLetterEntry[1]/ns0:Sales_Adv_Letter_Header[1]/ns0:DocumentNoLbl[1]" w:storeItemID="{7B8B947B-9866-48A1-9A67-BE8EF2F8F13E}"/>
             <w:text/>
+            <w:alias w:val="#Nav: /TempSalesAdvLetterEntry/Sales_Adv_Letter_Header/DocumentNoLbl"/>
+            <w:tag w:val="#Nav: Sales_Advance_VAT_Doc_CZZ/31015"/>
           </w:sdtPr>
           <w:sdtContent>
             <w:tc>
@@ -142,6 +142,7 @@
               <w:p>
                 <w:pPr>
                   <w:pStyle w:val="Heading1"/>
+                  <w:outlineLvl w:val="0"/>
                 </w:pPr>
                 <w:proofErr w:type="spellStart"/>
                 <w:r>
@@ -166,19 +167,20 @@
           <w:p>
             <w:pPr>
               <w:pStyle w:val="Heading1"/>
+              <w:outlineLvl w:val="0"/>
             </w:pPr>
           </w:p>
         </w:tc>
         <w:sdt>
           <w:sdtPr>
-            <w:alias w:val="#Nav: /TempSalesAdvLetterEntry/Sales_Adv_Letter_Header/AmountIncludingVATLbl"/>
-            <w:tag w:val="#Nav: Sales_Advance_VAT_Doc_CZZ/31015"/>
             <w:id w:val="-1373613117"/>
             <w:placeholder>
               <w:docPart w:val="DefaultPlaceholder_-1854013440"/>
             </w:placeholder>
             <w:dataBinding w:prefixMappings="xmlns:ns0='urn:microsoft-dynamics-nav/reports/Sales_Advance_VAT_Doc_CZZ/31015/'" w:xpath="/ns0:NavWordReportXmlPart[1]/ns0:TempSalesAdvLetterEntry[1]/ns0:Sales_Adv_Letter_Header[1]/ns0:AmountIncludingVATLbl[1]" w:storeItemID="{7B8B947B-9866-48A1-9A67-BE8EF2F8F13E}"/>
             <w:text/>
+            <w:alias w:val="#Nav: /TempSalesAdvLetterEntry/Sales_Adv_Letter_Header/AmountIncludingVATLbl"/>
+            <w:tag w:val="#Nav: Sales_Advance_VAT_Doc_CZZ/31015"/>
           </w:sdtPr>
           <w:sdtContent>
             <w:tc>
@@ -196,6 +198,7 @@
                 <w:pPr>
                   <w:pStyle w:val="Heading1"/>
                   <w:jc w:val="right"/>
+                  <w:outlineLvl w:val="0"/>
                 </w:pPr>
                 <w:proofErr w:type="spellStart"/>
                 <w:r>
@@ -210,14 +213,14 @@
       <w:tr>
         <w:sdt>
           <w:sdtPr>
-            <w:alias w:val="#Nav: /TempSalesAdvLetterEntry/Sales_Adv_Letter_Header/DocumentNo_SalesAdvLetterEntry"/>
-            <w:tag w:val="#Nav: Sales_Advance_VAT_Doc_CZZ/31015"/>
             <w:id w:val="-2038954270"/>
             <w:placeholder>
               <w:docPart w:val="DefaultPlaceholder_-1854013440"/>
             </w:placeholder>
             <w:dataBinding w:prefixMappings="xmlns:ns0='urn:microsoft-dynamics-nav/reports/Sales_Advance_VAT_Doc_CZZ/31015/'" w:xpath="/ns0:NavWordReportXmlPart[1]/ns0:TempSalesAdvLetterEntry[1]/ns0:Sales_Adv_Letter_Header[1]/ns0:DocumentNo_SalesAdvLetterEntry[1]" w:storeItemID="{7B8B947B-9866-48A1-9A67-BE8EF2F8F13E}"/>
             <w:text/>
+            <w:alias w:val="#Nav: /TempSalesAdvLetterEntry/Sales_Adv_Letter_Header/DocumentNo_SalesAdvLetterEntry"/>
+            <w:tag w:val="#Nav: Sales_Advance_VAT_Doc_CZZ/31015"/>
           </w:sdtPr>
           <w:sdtContent>
             <w:tc>
@@ -256,14 +259,14 @@
         </w:tc>
         <w:sdt>
           <w:sdtPr>
-            <w:alias w:val="#Nav: /TempSalesAdvLetterEntry/Sales_Adv_Letter_Header/Formatted_AmountIncludingVAT"/>
-            <w:tag w:val="#Nav: Sales_Advance_VAT_Doc_CZZ/31015"/>
             <w:id w:val="-179661918"/>
             <w:placeholder>
               <w:docPart w:val="DefaultPlaceholder_-1854013440"/>
             </w:placeholder>
-            <w:dataBinding w:prefixMappings="xmlns:ns0='urn:microsoft-dynamics-nav/reports/Sales_Advance_VAT_Doc_CZZ/31015/'" w:xpath="/ns0:NavWordReportXmlPart[1]/ns0:TempSalesAdvLetterEntry[1]/ns0:Sales_Adv_Letter_Header[1]/ns0:Formatted_AmountIncludingVAT[1]" w:storeItemID="{7B8B947B-9866-48A1-9A67-BE8EF2F8F13E}"/>
+            <w:dataBinding w:prefixMappings="xmlns:ns0='urn:microsoft-dynamics-nav/reports/Sales_Advance_VAT_Doc_CZZ/31015/'" w:xpath="/ns0:NavWordReportXmlPart[1]/ns0:TempSalesAdvLetterEntry[1]/ns0:Sales_Adv_Letter_Header[1]/ns0:AmountIncludingVAT[1]" w:storeItemID="{7B8B947B-9866-48A1-9A67-BE8EF2F8F13E}"/>
             <w:text/>
+            <w:alias w:val="#Nav: /TempSalesAdvLetterEntry/Sales_Adv_Letter_Header/AmountIncludingVAT"/>
+            <w:tag w:val="#Nav: Sales_Advance_VAT_Doc_CZZ/31015"/>
           </w:sdtPr>
           <w:sdtContent>
             <w:tc>
@@ -283,7 +286,7 @@
                 </w:pPr>
                 <w:proofErr w:type="spellStart"/>
                 <w:r>
-                  <w:t>Formatted_AmountIncludingVAT</w:t>
+                  <w:t>AmountIncludingVAT</w:t>
                 </w:r>
                 <w:proofErr w:type="spellEnd"/>
               </w:p>
@@ -315,14 +318,14 @@
       </w:pPr>
       <w:sdt>
         <w:sdtPr>
-          <w:alias w:val="#Nav: /TempSalesAdvLetterEntry/Sales_Adv_Letter_Header/ClosingLbl"/>
-          <w:tag w:val="#Nav: Sales_Advance_VAT_Doc_CZZ/31015"/>
           <w:id w:val="2143385694"/>
           <w:placeholder>
             <w:docPart w:val="DefaultPlaceholder_-1854013440"/>
           </w:placeholder>
           <w:dataBinding w:prefixMappings="xmlns:ns0='urn:microsoft-dynamics-nav/reports/Sales_Advance_VAT_Doc_CZZ/31015/'" w:xpath="/ns0:NavWordReportXmlPart[1]/ns0:TempSalesAdvLetterEntry[1]/ns0:Sales_Adv_Letter_Header[1]/ns0:ClosingLbl[1]" w:storeItemID="{7B8B947B-9866-48A1-9A67-BE8EF2F8F13E}"/>
           <w:text/>
+          <w:alias w:val="#Nav: /TempSalesAdvLetterEntry/Sales_Adv_Letter_Header/ClosingLbl"/>
+          <w:tag w:val="#Nav: Sales_Advance_VAT_Doc_CZZ/31015"/>
         </w:sdtPr>
         <w:sdtContent>
           <w:proofErr w:type="spellStart"/>
@@ -338,14 +341,14 @@
     </w:p>
     <w:sdt>
       <w:sdtPr>
-        <w:alias w:val="#Nav: /TempSalesAdvLetterEntry/Sales_Adv_Letter_Header/CopyLoop/Salesperson_Purchaser/Name_SalespersonPurchaser"/>
-        <w:tag w:val="#Nav: Sales_Advance_VAT_Doc_CZZ/31015"/>
         <w:id w:val="1967087002"/>
         <w:placeholder>
           <w:docPart w:val="DefaultPlaceholder_-1854013440"/>
         </w:placeholder>
         <w:dataBinding w:prefixMappings="xmlns:ns0='urn:microsoft-dynamics-nav/reports/Sales_Advance_VAT_Doc_CZZ/31015/'" w:xpath="/ns0:NavWordReportXmlPart[1]/ns0:TempSalesAdvLetterEntry[1]/ns0:Sales_Adv_Letter_Header[1]/ns0:CopyLoop[1]/ns0:Salesperson_Purchaser[1]/ns0:Name_SalespersonPurchaser[1]" w:storeItemID="{7B8B947B-9866-48A1-9A67-BE8EF2F8F13E}"/>
         <w:text/>
+        <w:alias w:val="#Nav: /TempSalesAdvLetterEntry/Sales_Adv_Letter_Header/CopyLoop/Salesperson_Purchaser/Name_SalespersonPurchaser"/>
+        <w:tag w:val="#Nav: Sales_Advance_VAT_Doc_CZZ/31015"/>
       </w:sdtPr>
       <w:sdtContent>
         <w:p>
@@ -359,14 +362,14 @@
     </w:sdt>
     <w:sdt>
       <w:sdtPr>
-        <w:alias w:val="#Nav: /Company_Information/CompanyAddr1"/>
-        <w:tag w:val="#Nav: Sales_Advance_VAT_Doc_CZZ/31015"/>
         <w:id w:val="-1687660704"/>
         <w:placeholder>
           <w:docPart w:val="DefaultPlaceholder_-1854013440"/>
         </w:placeholder>
         <w:dataBinding w:prefixMappings="xmlns:ns0='urn:microsoft-dynamics-nav/reports/Sales_Advance_VAT_Doc_CZZ/31015/'" w:xpath="/ns0:NavWordReportXmlPart[1]/ns0:Company_Information[1]/ns0:CompanyAddr1[1]" w:storeItemID="{7B8B947B-9866-48A1-9A67-BE8EF2F8F13E}"/>
         <w:text/>
+        <w:alias w:val="#Nav: /Company_Information/CompanyAddr1"/>
+        <w:tag w:val="#Nav: Sales_Advance_VAT_Doc_CZZ/31015"/>
       </w:sdtPr>
       <w:sdtContent>
         <w:p>
@@ -381,14 +384,14 @@
     </w:sdt>
     <w:sdt>
       <w:sdtPr>
-        <w:alias w:val="#Nav: /Company_Information/CompanyAddr2"/>
-        <w:tag w:val="#Nav: Sales_Advance_VAT_Doc_CZZ/31015"/>
         <w:id w:val="-1130472798"/>
         <w:placeholder>
           <w:docPart w:val="DefaultPlaceholder_-1854013440"/>
         </w:placeholder>
         <w:dataBinding w:prefixMappings="xmlns:ns0='urn:microsoft-dynamics-nav/reports/Sales_Advance_VAT_Doc_CZZ/31015/'" w:xpath="/ns0:NavWordReportXmlPart[1]/ns0:Company_Information[1]/ns0:CompanyAddr2[1]" w:storeItemID="{7B8B947B-9866-48A1-9A67-BE8EF2F8F13E}"/>
         <w:text/>
+        <w:alias w:val="#Nav: /Company_Information/CompanyAddr2"/>
+        <w:tag w:val="#Nav: Sales_Advance_VAT_Doc_CZZ/31015"/>
       </w:sdtPr>
       <w:sdtContent>
         <w:p>
@@ -403,14 +406,14 @@
     </w:sdt>
     <w:sdt>
       <w:sdtPr>
-        <w:alias w:val="#Nav: /Company_Information/CompanyAddr3"/>
-        <w:tag w:val="#Nav: Sales_Advance_VAT_Doc_CZZ/31015"/>
         <w:id w:val="1605917839"/>
         <w:placeholder>
           <w:docPart w:val="DefaultPlaceholder_-1854013440"/>
         </w:placeholder>
         <w:dataBinding w:prefixMappings="xmlns:ns0='urn:microsoft-dynamics-nav/reports/Sales_Advance_VAT_Doc_CZZ/31015/'" w:xpath="/ns0:NavWordReportXmlPart[1]/ns0:Company_Information[1]/ns0:CompanyAddr3[1]" w:storeItemID="{7B8B947B-9866-48A1-9A67-BE8EF2F8F13E}"/>
         <w:text/>
+        <w:alias w:val="#Nav: /Company_Information/CompanyAddr3"/>
+        <w:tag w:val="#Nav: Sales_Advance_VAT_Doc_CZZ/31015"/>
       </w:sdtPr>
       <w:sdtContent>
         <w:p>
@@ -425,14 +428,14 @@
     </w:sdt>
     <w:sdt>
       <w:sdtPr>
-        <w:alias w:val="#Nav: /Company_Information/CompanyAddr4"/>
-        <w:tag w:val="#Nav: Sales_Advance_VAT_Doc_CZZ/31015"/>
         <w:id w:val="847214377"/>
         <w:placeholder>
           <w:docPart w:val="DefaultPlaceholder_-1854013440"/>
         </w:placeholder>
         <w:dataBinding w:prefixMappings="xmlns:ns0='urn:microsoft-dynamics-nav/reports/Sales_Advance_VAT_Doc_CZZ/31015/'" w:xpath="/ns0:NavWordReportXmlPart[1]/ns0:Company_Information[1]/ns0:CompanyAddr4[1]" w:storeItemID="{7B8B947B-9866-48A1-9A67-BE8EF2F8F13E}"/>
         <w:text/>
+        <w:alias w:val="#Nav: /Company_Information/CompanyAddr4"/>
+        <w:tag w:val="#Nav: Sales_Advance_VAT_Doc_CZZ/31015"/>
       </w:sdtPr>
       <w:sdtContent>
         <w:p>
@@ -447,14 +450,14 @@
     </w:sdt>
     <w:sdt>
       <w:sdtPr>
-        <w:alias w:val="#Nav: /Company_Information/CompanyAddr5"/>
-        <w:tag w:val="#Nav: Sales_Advance_VAT_Doc_CZZ/31015"/>
         <w:id w:val="-1346402894"/>
         <w:placeholder>
           <w:docPart w:val="DefaultPlaceholder_-1854013440"/>
         </w:placeholder>
         <w:dataBinding w:prefixMappings="xmlns:ns0='urn:microsoft-dynamics-nav/reports/Sales_Advance_VAT_Doc_CZZ/31015/'" w:xpath="/ns0:NavWordReportXmlPart[1]/ns0:Company_Information[1]/ns0:CompanyAddr5[1]" w:storeItemID="{7B8B947B-9866-48A1-9A67-BE8EF2F8F13E}"/>
         <w:text/>
+        <w:alias w:val="#Nav: /Company_Information/CompanyAddr5"/>
+        <w:tag w:val="#Nav: Sales_Advance_VAT_Doc_CZZ/31015"/>
       </w:sdtPr>
       <w:sdtContent>
         <w:p>
@@ -469,14 +472,14 @@
     </w:sdt>
     <w:sdt>
       <w:sdtPr>
-        <w:alias w:val="#Nav: /Company_Information/CompanyAddr6"/>
-        <w:tag w:val="#Nav: Sales_Advance_VAT_Doc_CZZ/31015"/>
         <w:id w:val="-1896657238"/>
         <w:placeholder>
           <w:docPart w:val="DefaultPlaceholder_-1854013440"/>
         </w:placeholder>
         <w:dataBinding w:prefixMappings="xmlns:ns0='urn:microsoft-dynamics-nav/reports/Sales_Advance_VAT_Doc_CZZ/31015/'" w:xpath="/ns0:NavWordReportXmlPart[1]/ns0:Company_Information[1]/ns0:CompanyAddr6[1]" w:storeItemID="{7B8B947B-9866-48A1-9A67-BE8EF2F8F13E}"/>
         <w:text/>
+        <w:alias w:val="#Nav: /Company_Information/CompanyAddr6"/>
+        <w:tag w:val="#Nav: Sales_Advance_VAT_Doc_CZZ/31015"/>
       </w:sdtPr>
       <w:sdtContent>
         <w:p>
@@ -501,7 +504,7 @@
 </file>
 
 <file path=word/styles.xml><?xml version="1.0" encoding="utf-8"?>
-<w:styles xmlns:mc="http://schemas.openxmlformats.org/markup-compatibility/2006" xmlns:r="http://schemas.openxmlformats.org/officeDocument/2006/relationships" xmlns:w="http://schemas.openxmlformats.org/wordprocessingml/2006/main" xmlns:w14="http://schemas.microsoft.com/office/word/2010/wordml" xmlns:w15="http://schemas.microsoft.com/office/word/2012/wordml" xmlns:w16cex="http://schemas.microsoft.com/office/word/2018/wordml/cex" xmlns:w16cid="http://schemas.microsoft.com/office/word/2016/wordml/cid" xmlns:w16="http://schemas.microsoft.com/office/word/2018/wordml" xmlns:w16du="http://schemas.microsoft.com/office/word/2023/wordml/word16du" xmlns:w16sdtdh="http://schemas.microsoft.com/office/word/2020/wordml/sdtdatahash" xmlns:w16sdtfl="http://schemas.microsoft.com/office/word/2024/wordml/sdtformatlock" xmlns:w16se="http://schemas.microsoft.com/office/word/2015/wordml/symex" mc:Ignorable="w14 w15 w16se w16cid w16 w16cex w16sdtdh w16sdtfl w16du">
+<w:styles xmlns:mc="http://schemas.openxmlformats.org/markup-compatibility/2006" xmlns:r="http://schemas.openxmlformats.org/officeDocument/2006/relationships" xmlns:w="http://schemas.openxmlformats.org/wordprocessingml/2006/main" xmlns:w14="http://schemas.microsoft.com/office/word/2010/wordml" xmlns:w15="http://schemas.microsoft.com/office/word/2012/wordml" xmlns:w16cex="http://schemas.microsoft.com/office/word/2018/wordml/cex" xmlns:w16cid="http://schemas.microsoft.com/office/word/2016/wordml/cid" xmlns:w16="http://schemas.microsoft.com/office/word/2018/wordml" xmlns:w16sdtdh="http://schemas.microsoft.com/office/word/2020/wordml/sdtdatahash" xmlns:w16se="http://schemas.microsoft.com/office/word/2015/wordml/symex" mc:Ignorable="w14 w15 w16se w16cid w16 w16cex w16sdtdh">
   <w:docDefaults>
     <w:rPrDefault>
       <w:rPr>
@@ -1075,7 +1078,7 @@
 </file>
 
 <file path=word/glossary/document.xml><?xml version="1.0" encoding="utf-8"?>
-<w:glossaryDocument xmlns:wpc="http://schemas.microsoft.com/office/word/2010/wordprocessingCanvas" xmlns:cx="http://schemas.microsoft.com/office/drawing/2014/chartex" xmlns:cx1="http://schemas.microsoft.com/office/drawing/2015/9/8/chartex" xmlns:cx2="http://schemas.microsoft.com/office/drawing/2015/10/21/chartex" xmlns:cx3="http://schemas.microsoft.com/office/drawing/2016/5/9/chartex" xmlns:cx4="http://schemas.microsoft.com/office/drawing/2016/5/10/chartex" xmlns:cx5="http://schemas.microsoft.com/office/drawing/2016/5/11/chartex" xmlns:cx6="http://schemas.microsoft.com/office/drawing/2016/5/12/chartex" xmlns:cx7="http://schemas.microsoft.com/office/drawing/2016/5/13/chartex" xmlns:cx8="http://schemas.microsoft.com/office/drawing/2016/5/14/chartex" xmlns:mc="http://schemas.openxmlformats.org/markup-compatibility/2006" xmlns:aink="http://schemas.microsoft.com/office/drawing/2016/ink" xmlns:am3d="http://schemas.microsoft.com/office/drawing/2017/model3d" xmlns:o="urn:schemas-microsoft-com:office:office" xmlns:oel="http://schemas.microsoft.com/office/2019/extlst" xmlns:r="http://schemas.openxmlformats.org/officeDocument/2006/relationships" xmlns:m="http://schemas.openxmlformats.org/officeDocument/2006/math" xmlns:v="urn:schemas-microsoft-com:vml" xmlns:wp14="http://schemas.microsoft.com/office/word/2010/wordprocessingDrawing" xmlns:wp="http://schemas.openxmlformats.org/drawingml/2006/wordprocessingDrawing" xmlns:w10="urn:schemas-microsoft-com:office:word" xmlns:w="http://schemas.openxmlformats.org/wordprocessingml/2006/main" xmlns:w14="http://schemas.microsoft.com/office/word/2010/wordml" xmlns:w15="http://schemas.microsoft.com/office/word/2012/wordml" xmlns:w16cex="http://schemas.microsoft.com/office/word/2018/wordml/cex" xmlns:w16cid="http://schemas.microsoft.com/office/word/2016/wordml/cid" xmlns:w16="http://schemas.microsoft.com/office/word/2018/wordml" xmlns:w16du="http://schemas.microsoft.com/office/word/2023/wordml/word16du" xmlns:w16sdtdh="http://schemas.microsoft.com/office/word/2020/wordml/sdtdatahash" xmlns:w16sdtfl="http://schemas.microsoft.com/office/word/2024/wordml/sdtformatlock" xmlns:w16se="http://schemas.microsoft.com/office/word/2015/wordml/symex" xmlns:wpg="http://schemas.microsoft.com/office/word/2010/wordprocessingGroup" xmlns:wpi="http://schemas.microsoft.com/office/word/2010/wordprocessingInk" xmlns:wne="http://schemas.microsoft.com/office/word/2006/wordml" xmlns:wps="http://schemas.microsoft.com/office/word/2010/wordprocessingShape" mc:Ignorable="w14 w15 w16se w16cid w16 w16cex w16sdtdh w16sdtfl w16du wp14">
+<w:glossaryDocument xmlns:wpc="http://schemas.microsoft.com/office/word/2010/wordprocessingCanvas" xmlns:cx="http://schemas.microsoft.com/office/drawing/2014/chartex" xmlns:cx1="http://schemas.microsoft.com/office/drawing/2015/9/8/chartex" xmlns:cx2="http://schemas.microsoft.com/office/drawing/2015/10/21/chartex" xmlns:cx3="http://schemas.microsoft.com/office/drawing/2016/5/9/chartex" xmlns:cx4="http://schemas.microsoft.com/office/drawing/2016/5/10/chartex" xmlns:cx5="http://schemas.microsoft.com/office/drawing/2016/5/11/chartex" xmlns:cx6="http://schemas.microsoft.com/office/drawing/2016/5/12/chartex" xmlns:cx7="http://schemas.microsoft.com/office/drawing/2016/5/13/chartex" xmlns:cx8="http://schemas.microsoft.com/office/drawing/2016/5/14/chartex" xmlns:mc="http://schemas.openxmlformats.org/markup-compatibility/2006" xmlns:aink="http://schemas.microsoft.com/office/drawing/2016/ink" xmlns:am3d="http://schemas.microsoft.com/office/drawing/2017/model3d" xmlns:o="urn:schemas-microsoft-com:office:office" xmlns:oel="http://schemas.microsoft.com/office/2019/extlst" xmlns:r="http://schemas.openxmlformats.org/officeDocument/2006/relationships" xmlns:m="http://schemas.openxmlformats.org/officeDocument/2006/math" xmlns:v="urn:schemas-microsoft-com:vml" xmlns:wp14="http://schemas.microsoft.com/office/word/2010/wordprocessingDrawing" xmlns:wp="http://schemas.openxmlformats.org/drawingml/2006/wordprocessingDrawing" xmlns:w10="urn:schemas-microsoft-com:office:word" xmlns:w="http://schemas.openxmlformats.org/wordprocessingml/2006/main" xmlns:w14="http://schemas.microsoft.com/office/word/2010/wordml" xmlns:w15="http://schemas.microsoft.com/office/word/2012/wordml" xmlns:w16cex="http://schemas.microsoft.com/office/word/2018/wordml/cex" xmlns:w16cid="http://schemas.microsoft.com/office/word/2016/wordml/cid" xmlns:w16="http://schemas.microsoft.com/office/word/2018/wordml" xmlns:w16sdtdh="http://schemas.microsoft.com/office/word/2020/wordml/sdtdatahash" xmlns:w16se="http://schemas.microsoft.com/office/word/2015/wordml/symex" xmlns:wpg="http://schemas.microsoft.com/office/word/2010/wordprocessingGroup" xmlns:wpi="http://schemas.microsoft.com/office/word/2010/wordprocessingInk" xmlns:wne="http://schemas.microsoft.com/office/word/2006/wordml" xmlns:wps="http://schemas.microsoft.com/office/word/2010/wordprocessingShape" mc:Ignorable="w14 w15 w16se w16cid w16 w16cex w16sdtdh wp14">
   <w:docParts>
     <w:docPart>
       <w:docPartPr>
@@ -1108,13 +1111,13 @@
 </file>
 
 <file path=word/glossary/fontTable.xml><?xml version="1.0" encoding="utf-8"?>
-<w:fonts xmlns:mc="http://schemas.openxmlformats.org/markup-compatibility/2006" xmlns:r="http://schemas.openxmlformats.org/officeDocument/2006/relationships" xmlns:w="http://schemas.openxmlformats.org/wordprocessingml/2006/main" xmlns:w14="http://schemas.microsoft.com/office/word/2010/wordml" xmlns:w15="http://schemas.microsoft.com/office/word/2012/wordml" xmlns:w16cex="http://schemas.microsoft.com/office/word/2018/wordml/cex" xmlns:w16cid="http://schemas.microsoft.com/office/word/2016/wordml/cid" xmlns:w16="http://schemas.microsoft.com/office/word/2018/wordml" xmlns:w16du="http://schemas.microsoft.com/office/word/2023/wordml/word16du" xmlns:w16sdtdh="http://schemas.microsoft.com/office/word/2020/wordml/sdtdatahash" xmlns:w16sdtfl="http://schemas.microsoft.com/office/word/2024/wordml/sdtformatlock" xmlns:w16se="http://schemas.microsoft.com/office/word/2015/wordml/symex" mc:Ignorable="w14 w15 w16se w16cid w16 w16cex w16sdtdh w16sdtfl w16du">
+<w:fonts xmlns:mc="http://schemas.openxmlformats.org/markup-compatibility/2006" xmlns:r="http://schemas.openxmlformats.org/officeDocument/2006/relationships" xmlns:w="http://schemas.openxmlformats.org/wordprocessingml/2006/main" xmlns:w14="http://schemas.microsoft.com/office/word/2010/wordml" xmlns:w15="http://schemas.microsoft.com/office/word/2012/wordml" xmlns:w16cex="http://schemas.microsoft.com/office/word/2018/wordml/cex" xmlns:w16cid="http://schemas.microsoft.com/office/word/2016/wordml/cid" xmlns:w16="http://schemas.microsoft.com/office/word/2018/wordml" xmlns:w16sdtdh="http://schemas.microsoft.com/office/word/2020/wordml/sdtdatahash" xmlns:w16se="http://schemas.microsoft.com/office/word/2015/wordml/symex" mc:Ignorable="w14 w15 w16se w16cid w16 w16cex w16sdtdh">
   <w:font w:name="Calibri">
     <w:panose1 w:val="020F0502020204030204"/>
     <w:charset w:val="00"/>
     <w:family w:val="swiss"/>
     <w:pitch w:val="variable"/>
-    <w:sig w:usb0="E4002EFF" w:usb1="C200247B" w:usb2="00000009" w:usb3="00000000" w:csb0="000001FF" w:csb1="00000000"/>
+    <w:sig w:usb0="E4002EFF" w:usb1="C000247B" w:usb2="00000009" w:usb3="00000000" w:csb0="000001FF" w:csb1="00000000"/>
   </w:font>
   <w:font w:name="Times New Roman">
     <w:panose1 w:val="02020603050405020304"/>
@@ -1128,25 +1131,13 @@
     <w:charset w:val="00"/>
     <w:family w:val="swiss"/>
     <w:pitch w:val="variable"/>
-    <w:sig w:usb0="E4002EFF" w:usb1="C200247B" w:usb2="00000009" w:usb3="00000000" w:csb0="000001FF" w:csb1="00000000"/>
-  </w:font>
-  <w:font w:name="Aptos">
-    <w:charset w:val="00"/>
-    <w:family w:val="swiss"/>
-    <w:pitch w:val="variable"/>
-    <w:sig w:usb0="20000287" w:usb1="00000003" w:usb2="00000000" w:usb3="00000000" w:csb0="0000019F" w:csb1="00000000"/>
-  </w:font>
-  <w:font w:name="Aptos Display">
-    <w:charset w:val="00"/>
-    <w:family w:val="swiss"/>
-    <w:pitch w:val="variable"/>
-    <w:sig w:usb0="20000287" w:usb1="00000003" w:usb2="00000000" w:usb3="00000000" w:csb0="0000019F" w:csb1="00000000"/>
+    <w:sig w:usb0="E4002EFF" w:usb1="C000247B" w:usb2="00000009" w:usb3="00000000" w:csb0="000001FF" w:csb1="00000000"/>
   </w:font>
 </w:fonts>
 </file>
 
 <file path=word/glossary/settings.xml><?xml version="1.0" encoding="utf-8"?>
-<w:settings xmlns:mc="http://schemas.openxmlformats.org/markup-compatibility/2006" xmlns:o="urn:schemas-microsoft-com:office:office" xmlns:r="http://schemas.openxmlformats.org/officeDocument/2006/relationships" xmlns:m="http://schemas.openxmlformats.org/officeDocument/2006/math" xmlns:v="urn:schemas-microsoft-com:vml" xmlns:w10="urn:schemas-microsoft-com:office:word" xmlns:w="http://schemas.openxmlformats.org/wordprocessingml/2006/main" xmlns:w14="http://schemas.microsoft.com/office/word/2010/wordml" xmlns:w15="http://schemas.microsoft.com/office/word/2012/wordml" xmlns:w16cex="http://schemas.microsoft.com/office/word/2018/wordml/cex" xmlns:w16cid="http://schemas.microsoft.com/office/word/2016/wordml/cid" xmlns:w16="http://schemas.microsoft.com/office/word/2018/wordml" xmlns:w16du="http://schemas.microsoft.com/office/word/2023/wordml/word16du" xmlns:w16sdtdh="http://schemas.microsoft.com/office/word/2020/wordml/sdtdatahash" xmlns:w16sdtfl="http://schemas.microsoft.com/office/word/2024/wordml/sdtformatlock" xmlns:w16se="http://schemas.microsoft.com/office/word/2015/wordml/symex" xmlns:sl="http://schemas.openxmlformats.org/schemaLibrary/2006/main" mc:Ignorable="w14 w15 w16se w16cid w16 w16cex w16sdtdh w16sdtfl w16du">
+<w:settings xmlns:mc="http://schemas.openxmlformats.org/markup-compatibility/2006" xmlns:o="urn:schemas-microsoft-com:office:office" xmlns:r="http://schemas.openxmlformats.org/officeDocument/2006/relationships" xmlns:m="http://schemas.openxmlformats.org/officeDocument/2006/math" xmlns:v="urn:schemas-microsoft-com:vml" xmlns:w10="urn:schemas-microsoft-com:office:word" xmlns:w="http://schemas.openxmlformats.org/wordprocessingml/2006/main" xmlns:w14="http://schemas.microsoft.com/office/word/2010/wordml" xmlns:w15="http://schemas.microsoft.com/office/word/2012/wordml" xmlns:w16cex="http://schemas.microsoft.com/office/word/2018/wordml/cex" xmlns:w16cid="http://schemas.microsoft.com/office/word/2016/wordml/cid" xmlns:w16="http://schemas.microsoft.com/office/word/2018/wordml" xmlns:w16sdtdh="http://schemas.microsoft.com/office/word/2020/wordml/sdtdatahash" xmlns:w16se="http://schemas.microsoft.com/office/word/2015/wordml/symex" xmlns:sl="http://schemas.openxmlformats.org/schemaLibrary/2006/main" mc:Ignorable="w14 w15 w16se w16cid w16 w16cex w16sdtdh">
   <w:view w:val="normal"/>
   <w:defaultTabStop w:val="720"/>
   <w:characterSpacingControl w:val="doNotCompress"/>
@@ -1161,9 +1152,6 @@
   </w:compat>
   <w:rsids>
     <w:rsidRoot w:val="00ED42FA"/>
-    <w:rsid w:val="00340873"/>
-    <w:rsid w:val="00572D7F"/>
-    <w:rsid w:val="00B16816"/>
     <w:rsid w:val="00E57739"/>
     <w:rsid w:val="00ED42FA"/>
   </w:rsids>
@@ -1189,7 +1177,7 @@
 </file>
 
 <file path=word/glossary/styles.xml><?xml version="1.0" encoding="utf-8"?>
-<w:styles xmlns:mc="http://schemas.openxmlformats.org/markup-compatibility/2006" xmlns:r="http://schemas.openxmlformats.org/officeDocument/2006/relationships" xmlns:w="http://schemas.openxmlformats.org/wordprocessingml/2006/main" xmlns:w14="http://schemas.microsoft.com/office/word/2010/wordml" xmlns:w15="http://schemas.microsoft.com/office/word/2012/wordml" xmlns:w16cex="http://schemas.microsoft.com/office/word/2018/wordml/cex" xmlns:w16cid="http://schemas.microsoft.com/office/word/2016/wordml/cid" xmlns:w16="http://schemas.microsoft.com/office/word/2018/wordml" xmlns:w16du="http://schemas.microsoft.com/office/word/2023/wordml/word16du" xmlns:w16sdtdh="http://schemas.microsoft.com/office/word/2020/wordml/sdtdatahash" xmlns:w16sdtfl="http://schemas.microsoft.com/office/word/2024/wordml/sdtformatlock" xmlns:w16se="http://schemas.microsoft.com/office/word/2015/wordml/symex" mc:Ignorable="w14 w15 w16se w16cid w16 w16cex w16sdtdh w16sdtfl w16du">
+<w:styles xmlns:mc="http://schemas.openxmlformats.org/markup-compatibility/2006" xmlns:r="http://schemas.openxmlformats.org/officeDocument/2006/relationships" xmlns:w="http://schemas.openxmlformats.org/wordprocessingml/2006/main" xmlns:w14="http://schemas.microsoft.com/office/word/2010/wordml" xmlns:w15="http://schemas.microsoft.com/office/word/2012/wordml" xmlns:w16cex="http://schemas.microsoft.com/office/word/2018/wordml/cex" xmlns:w16cid="http://schemas.microsoft.com/office/word/2016/wordml/cid" xmlns:w16="http://schemas.microsoft.com/office/word/2018/wordml" xmlns:w16sdtdh="http://schemas.microsoft.com/office/word/2020/wordml/sdtdatahash" xmlns:w16se="http://schemas.microsoft.com/office/word/2015/wordml/symex" mc:Ignorable="w14 w15 w16se w16cid w16 w16cex w16sdtdh">
   <w:docDefaults>
     <w:rPrDefault>
       <w:rPr>
@@ -1624,11 +1612,19 @@
       <w:color w:val="808080"/>
     </w:rPr>
   </w:style>
+  <w:style w:type="paragraph" w:customStyle="1" w:styleId="B35E6846132D44E1BF8E6C08B493839D">
+    <w:name w:val="B35E6846132D44E1BF8E6C08B493839D"/>
+    <w:rsid w:val="00ED42FA"/>
+  </w:style>
+  <w:style w:type="paragraph" w:customStyle="1" w:styleId="5EC541E798B64434BEE8277D7404FDAC">
+    <w:name w:val="5EC541E798B64434BEE8277D7404FDAC"/>
+    <w:rsid w:val="00ED42FA"/>
+  </w:style>
 </w:styles>
 </file>
 
 <file path=word/glossary/webSettings.xml><?xml version="1.0" encoding="utf-8"?>
-<w:webSettings xmlns:mc="http://schemas.openxmlformats.org/markup-compatibility/2006" xmlns:r="http://schemas.openxmlformats.org/officeDocument/2006/relationships" xmlns:w="http://schemas.openxmlformats.org/wordprocessingml/2006/main" xmlns:w14="http://schemas.microsoft.com/office/word/2010/wordml" xmlns:w15="http://schemas.microsoft.com/office/word/2012/wordml" xmlns:w16cex="http://schemas.microsoft.com/office/word/2018/wordml/cex" xmlns:w16cid="http://schemas.microsoft.com/office/word/2016/wordml/cid" xmlns:w16="http://schemas.microsoft.com/office/word/2018/wordml" xmlns:w16du="http://schemas.microsoft.com/office/word/2023/wordml/word16du" xmlns:w16sdtdh="http://schemas.microsoft.com/office/word/2020/wordml/sdtdatahash" xmlns:w16sdtfl="http://schemas.microsoft.com/office/word/2024/wordml/sdtformatlock" xmlns:w16se="http://schemas.microsoft.com/office/word/2015/wordml/symex" mc:Ignorable="w14 w15 w16se w16cid w16 w16cex w16sdtdh w16sdtfl w16du">
+<w:webSettings xmlns:mc="http://schemas.openxmlformats.org/markup-compatibility/2006" xmlns:r="http://schemas.openxmlformats.org/officeDocument/2006/relationships" xmlns:w="http://schemas.openxmlformats.org/wordprocessingml/2006/main" xmlns:w14="http://schemas.microsoft.com/office/word/2010/wordml" xmlns:w15="http://schemas.microsoft.com/office/word/2012/wordml" xmlns:w16cex="http://schemas.microsoft.com/office/word/2018/wordml/cex" xmlns:w16cid="http://schemas.microsoft.com/office/word/2016/wordml/cid" xmlns:w16="http://schemas.microsoft.com/office/word/2018/wordml" xmlns:w16sdtdh="http://schemas.microsoft.com/office/word/2020/wordml/sdtdatahash" xmlns:w16se="http://schemas.microsoft.com/office/word/2015/wordml/symex" mc:Ignorable="w14 w15 w16se w16cid w16 w16cex w16sdtdh">
   <w:optimizeForBrowser/>
   <w:allowPNG/>
 </w:webSettings>
@@ -2095,8 +2091,6 @@
  
              < E x c h R a t e T e x t > E x c h R a t e T e x t < / E x c h R a t e T e x t >   
-             < F o r m a t t e d _ A m o u n t I n c l u d i n g V A T > F o r m a t t e d _ A m o u n t I n c l u d i n g V A T < / F o r m a t t e d _ A m o u n t I n c l u d i n g V A T > - 
              < G r e e t i n g L b l > G r e e t i n g L b l < / G r e e t i n g L b l >   
              < I B A N _ D o c u m e n t H e a d e r > I B A N _ D o c u m e n t H e a d e r < / I B A N _ D o c u m e n t H e a d e r > @@ -2160,14 +2154,6 @@
                  < V A T _ E n t r y   / >   
                  < V A T C o u n t e r > - 
-                     < F o r m a t t e d _ V A T A m t L i n e V A T A m t > F o r m a t t e d _ V A T A m t L i n e V A T A m t < / F o r m a t t e d _ V A T A m t L i n e V A T A m t > - 
-                     < F o r m a t t e d _ V A T A m t L i n e V A T A m t L C Y > F o r m a t t e d _ V A T A m t L i n e V A T A m t L C Y < / F o r m a t t e d _ V A T A m t L i n e V A T A m t L C Y > - 
-                     < F o r m a t t e d _ V A T A m t L i n e V A T B a s e > F o r m a t t e d _ V A T A m t L i n e V A T B a s e < / F o r m a t t e d _ V A T A m t L i n e V A T B a s e > - 
-                     < F o r m a t t e d _ V A T A m t L i n e V A T B a s e L C Y > F o r m a t t e d _ V A T A m t L i n e V A T B a s e L C Y < / F o r m a t t e d _ V A T A m t L i n e V A T B a s e L C Y >   
                      < V A T A m t L i n e V A T A m t > V A T A m t L i n e V A T A m t < / V A T A m t L i n e V A T A m t >   
@@ -2212,10 +2198,4 @@
     <ds:schemaRef ds:uri="urn:microsoft-dynamics-nav/reports/Sales_Advance_VAT_Doc_CZZ/31015/"/>
   </ds:schemaRefs>
 </ds:datastoreItem>
-</file>
-
-<file path=docMetadata/LabelInfo.xml><?xml version="1.0" encoding="utf-8"?>
-<clbl:labelList xmlns:clbl="http://schemas.microsoft.com/office/2020/mipLabelMetadata">
-  <clbl:label id="{f42aa342-8706-4288-bd11-ebb85995028c}" enabled="1" method="Standard" siteId="{72f988bf-86f1-41af-91ab-2d7cd011db47}" contentBits="0" removed="0"/>
-</clbl:labelList>
 </file>